--- a/projectcharter/Latha_Lakshmanan_Project_Charter.docx
+++ b/projectcharter/Latha_Lakshmanan_Project_Charter.docx
@@ -2,6 +2,62 @@
 <file path=word/document.xml><?xml version="1.0" encoding="utf-8"?>
 <w:document xmlns:wpc="http://schemas.microsoft.com/office/word/2010/wordprocessingCanvas" xmlns:cx="http://schemas.microsoft.com/office/drawing/2014/chartex" xmlns:cx1="http://schemas.microsoft.com/office/drawing/2015/9/8/chartex" xmlns:cx2="http://schemas.microsoft.com/office/drawing/2015/10/21/chartex" xmlns:cx3="http://schemas.microsoft.com/office/drawing/2016/5/9/chartex" xmlns:cx4="http://schemas.microsoft.com/office/drawing/2016/5/10/chartex" xmlns:cx5="http://schemas.microsoft.com/office/drawing/2016/5/11/chartex" xmlns:cx6="http://schemas.microsoft.com/office/drawing/2016/5/12/chartex" xmlns:cx7="http://schemas.microsoft.com/office/drawing/2016/5/13/chartex" xmlns:cx8="http://schemas.microsoft.com/office/drawing/2016/5/14/chartex" xmlns:mc="http://schemas.openxmlformats.org/markup-compatibility/2006" xmlns:aink="http://schemas.microsoft.com/office/drawing/2016/ink" xmlns:am3d="http://schemas.microsoft.com/office/drawing/2017/model3d" xmlns:o="urn:schemas-microsoft-com:office:office" xmlns:oel="http://schemas.microsoft.com/office/2019/extlst" xmlns:r="http://schemas.openxmlformats.org/officeDocument/2006/relationships" xmlns:m="http://schemas.openxmlformats.org/officeDocument/2006/math" xmlns:v="urn:schemas-microsoft-com:vml" xmlns:wp14="http://schemas.microsoft.com/office/word/2010/wordprocessingDrawing" xmlns:wp="http://schemas.openxmlformats.org/drawingml/2006/wordprocessingDrawing" xmlns:w10="urn:schemas-microsoft-com:office:word" xmlns:w="http://schemas.openxmlformats.org/wordprocessingml/2006/main" xmlns:w14="http://schemas.microsoft.com/office/word/2010/wordml" xmlns:w15="http://schemas.microsoft.com/office/word/2012/wordml" xmlns:w16cex="http://schemas.microsoft.com/office/word/2018/wordml/cex" xmlns:w16cid="http://schemas.microsoft.com/office/word/2016/wordml/cid" xmlns:w16="http://schemas.microsoft.com/office/word/2018/wordml" xmlns:w16du="http://schemas.microsoft.com/office/word/2023/wordml/word16du" xmlns:w16sdtdh="http://schemas.microsoft.com/office/word/2020/wordml/sdtdatahash" xmlns:w16sdtfl="http://schemas.microsoft.com/office/word/2024/wordml/sdtformatlock" xmlns:w16se="http://schemas.microsoft.com/office/word/2015/wordml/symex" xmlns:wpg="http://schemas.microsoft.com/office/word/2010/wordprocessingGroup" xmlns:wpi="http://schemas.microsoft.com/office/word/2010/wordprocessingInk" xmlns:wne="http://schemas.microsoft.com/office/word/2006/wordml" xmlns:wps="http://schemas.microsoft.com/office/word/2010/wordprocessingShape" mc:Ignorable="w14 w15 w16se w16cid w16 w16cex w16sdtdh w16sdtfl w16du wp14">
   <w:body>
+    <w:p>
+      <w:pPr>
+        <w:jc w:val="center"/>
+      </w:pPr>
+      <w:r>
+        <w:drawing>
+          <wp:inline distT="0" distB="0" distL="0" distR="0" wp14:anchorId="2AA0A72C" wp14:editId="73F75B16">
+            <wp:extent cx="6133465" cy="7426960"/>
+            <wp:effectExtent l="0" t="0" r="635" b="2540"/>
+            <wp:docPr id="1446193068" name="Picture 2"/>
+            <wp:cNvGraphicFramePr>
+              <a:graphicFrameLocks xmlns:a="http://schemas.openxmlformats.org/drawingml/2006/main" noChangeAspect="1"/>
+            </wp:cNvGraphicFramePr>
+            <a:graphic xmlns:a="http://schemas.openxmlformats.org/drawingml/2006/main">
+              <a:graphicData uri="http://schemas.openxmlformats.org/drawingml/2006/picture">
+                <pic:pic xmlns:pic="http://schemas.openxmlformats.org/drawingml/2006/picture">
+                  <pic:nvPicPr>
+                    <pic:cNvPr id="0" name="Picture 6"/>
+                    <pic:cNvPicPr>
+                      <a:picLocks noChangeAspect="1" noChangeArrowheads="1"/>
+                    </pic:cNvPicPr>
+                  </pic:nvPicPr>
+                  <pic:blipFill>
+                    <a:blip r:embed="rId8">
+                      <a:extLst>
+                        <a:ext uri="{28A0092B-C50C-407E-A947-70E740481C1C}">
+                          <a14:useLocalDpi xmlns:a14="http://schemas.microsoft.com/office/drawing/2010/main" val="0"/>
+                        </a:ext>
+                      </a:extLst>
+                    </a:blip>
+                    <a:srcRect/>
+                    <a:stretch>
+                      <a:fillRect/>
+                    </a:stretch>
+                  </pic:blipFill>
+                  <pic:spPr bwMode="auto">
+                    <a:xfrm>
+                      <a:off x="0" y="0"/>
+                      <a:ext cx="6151381" cy="7448654"/>
+                    </a:xfrm>
+                    <a:prstGeom prst="rect">
+                      <a:avLst/>
+                    </a:prstGeom>
+                    <a:noFill/>
+                    <a:ln>
+                      <a:noFill/>
+                    </a:ln>
+                  </pic:spPr>
+                </pic:pic>
+              </a:graphicData>
+            </a:graphic>
+          </wp:inline>
+        </w:drawing>
+      </w:r>
+    </w:p>
+    <w:p/>
     <w:tbl>
       <w:tblPr>
         <w:tblW w:w="14765" w:type="dxa"/>
@@ -23,12 +79,6 @@
         <w:gridCol w:w="14765"/>
       </w:tblGrid>
       <w:tr>
-        <w:tblPrEx>
-          <w:tblCellMar>
-            <w:top w:w="0" w:type="dxa"/>
-            <w:bottom w:w="0" w:type="dxa"/>
-          </w:tblCellMar>
-        </w:tblPrEx>
         <w:tc>
           <w:tcPr>
             <w:tcW w:w="14765" w:type="dxa"/>
@@ -127,12 +177,6 @@
         </w:tc>
       </w:tr>
       <w:tr>
-        <w:tblPrEx>
-          <w:tblCellMar>
-            <w:top w:w="0" w:type="dxa"/>
-            <w:bottom w:w="0" w:type="dxa"/>
-          </w:tblCellMar>
-        </w:tblPrEx>
         <w:tc>
           <w:tcPr>
             <w:tcW w:w="14765" w:type="dxa"/>
@@ -298,12 +342,6 @@
         <w:gridCol w:w="5945"/>
       </w:tblGrid>
       <w:tr>
-        <w:tblPrEx>
-          <w:tblCellMar>
-            <w:top w:w="0" w:type="dxa"/>
-            <w:bottom w:w="0" w:type="dxa"/>
-          </w:tblCellMar>
-        </w:tblPrEx>
         <w:tc>
           <w:tcPr>
             <w:tcW w:w="14765" w:type="dxa"/>
@@ -345,12 +383,6 @@
         </w:tc>
       </w:tr>
       <w:tr>
-        <w:tblPrEx>
-          <w:tblCellMar>
-            <w:top w:w="0" w:type="dxa"/>
-            <w:bottom w:w="0" w:type="dxa"/>
-          </w:tblCellMar>
-        </w:tblPrEx>
         <w:tc>
           <w:tcPr>
             <w:tcW w:w="2160" w:type="dxa"/>
@@ -505,12 +537,6 @@
         </w:tc>
       </w:tr>
       <w:tr>
-        <w:tblPrEx>
-          <w:tblCellMar>
-            <w:top w:w="0" w:type="dxa"/>
-            <w:bottom w:w="0" w:type="dxa"/>
-          </w:tblCellMar>
-        </w:tblPrEx>
         <w:tc>
           <w:tcPr>
             <w:tcW w:w="2160" w:type="dxa"/>
@@ -665,12 +691,6 @@
         </w:tc>
       </w:tr>
       <w:tr>
-        <w:tblPrEx>
-          <w:tblCellMar>
-            <w:top w:w="0" w:type="dxa"/>
-            <w:bottom w:w="0" w:type="dxa"/>
-          </w:tblCellMar>
-        </w:tblPrEx>
         <w:tc>
           <w:tcPr>
             <w:tcW w:w="2160" w:type="dxa"/>
@@ -825,12 +845,6 @@
         </w:tc>
       </w:tr>
       <w:tr>
-        <w:tblPrEx>
-          <w:tblCellMar>
-            <w:top w:w="0" w:type="dxa"/>
-            <w:bottom w:w="0" w:type="dxa"/>
-          </w:tblCellMar>
-        </w:tblPrEx>
         <w:tc>
           <w:tcPr>
             <w:tcW w:w="2160" w:type="dxa"/>
@@ -985,12 +999,6 @@
         </w:tc>
       </w:tr>
       <w:tr>
-        <w:tblPrEx>
-          <w:tblCellMar>
-            <w:top w:w="0" w:type="dxa"/>
-            <w:bottom w:w="0" w:type="dxa"/>
-          </w:tblCellMar>
-        </w:tblPrEx>
         <w:tc>
           <w:tcPr>
             <w:tcW w:w="2160" w:type="dxa"/>
@@ -1145,12 +1153,6 @@
         </w:tc>
       </w:tr>
       <w:tr>
-        <w:tblPrEx>
-          <w:tblCellMar>
-            <w:top w:w="0" w:type="dxa"/>
-            <w:bottom w:w="0" w:type="dxa"/>
-          </w:tblCellMar>
-        </w:tblPrEx>
         <w:tc>
           <w:tcPr>
             <w:tcW w:w="2160" w:type="dxa"/>
@@ -1325,12 +1327,6 @@
         </w:tc>
       </w:tr>
       <w:tr>
-        <w:tblPrEx>
-          <w:tblCellMar>
-            <w:top w:w="0" w:type="dxa"/>
-            <w:bottom w:w="0" w:type="dxa"/>
-          </w:tblCellMar>
-        </w:tblPrEx>
         <w:tc>
           <w:tcPr>
             <w:tcW w:w="14765" w:type="dxa"/>
@@ -1412,12 +1408,6 @@
         <w:gridCol w:w="4685"/>
       </w:tblGrid>
       <w:tr>
-        <w:tblPrEx>
-          <w:tblCellMar>
-            <w:top w:w="0" w:type="dxa"/>
-            <w:bottom w:w="0" w:type="dxa"/>
-          </w:tblCellMar>
-        </w:tblPrEx>
         <w:tc>
           <w:tcPr>
             <w:tcW w:w="14760" w:type="dxa"/>
@@ -1453,29 +1443,12 @@
                 <w:sz w:val="18"/>
                 <w:szCs w:val="18"/>
               </w:rPr>
-              <w:t xml:space="preserve">02 </w:t>
-            </w:r>
-            <w:r>
-              <w:rPr>
-                <w:rFonts w:ascii="Cambria" w:hAnsi="Cambria"/>
-                <w:b/>
-                <w:bCs/>
-                <w:color w:val="FFFFFF"/>
-                <w:sz w:val="18"/>
-                <w:szCs w:val="18"/>
-              </w:rPr>
-              <w:t>OBJECTIVES &amp; SUCCESS CRITERIA</w:t>
+              <w:t>02 OBJECTIVES &amp; SUCCESS CRITERIA</w:t>
             </w:r>
           </w:p>
         </w:tc>
       </w:tr>
       <w:tr>
-        <w:tblPrEx>
-          <w:tblCellMar>
-            <w:top w:w="0" w:type="dxa"/>
-            <w:bottom w:w="0" w:type="dxa"/>
-          </w:tblCellMar>
-        </w:tblPrEx>
         <w:trPr>
           <w:tblHeader/>
         </w:trPr>
@@ -1715,12 +1688,6 @@
         </w:tc>
       </w:tr>
       <w:tr>
-        <w:tblPrEx>
-          <w:tblCellMar>
-            <w:top w:w="0" w:type="dxa"/>
-            <w:bottom w:w="0" w:type="dxa"/>
-          </w:tblCellMar>
-        </w:tblPrEx>
         <w:tc>
           <w:tcPr>
             <w:tcW w:w="3145" w:type="dxa"/>
@@ -1957,12 +1924,6 @@
         </w:tc>
       </w:tr>
       <w:tr>
-        <w:tblPrEx>
-          <w:tblCellMar>
-            <w:top w:w="0" w:type="dxa"/>
-            <w:bottom w:w="0" w:type="dxa"/>
-          </w:tblCellMar>
-        </w:tblPrEx>
         <w:tc>
           <w:tcPr>
             <w:tcW w:w="3145" w:type="dxa"/>
@@ -2199,12 +2160,6 @@
         </w:tc>
       </w:tr>
       <w:tr>
-        <w:tblPrEx>
-          <w:tblCellMar>
-            <w:top w:w="0" w:type="dxa"/>
-            <w:bottom w:w="0" w:type="dxa"/>
-          </w:tblCellMar>
-        </w:tblPrEx>
         <w:tc>
           <w:tcPr>
             <w:tcW w:w="3145" w:type="dxa"/>
@@ -2423,12 +2378,6 @@
         </w:tc>
       </w:tr>
       <w:tr>
-        <w:tblPrEx>
-          <w:tblCellMar>
-            <w:top w:w="0" w:type="dxa"/>
-            <w:bottom w:w="0" w:type="dxa"/>
-          </w:tblCellMar>
-        </w:tblPrEx>
         <w:tc>
           <w:tcPr>
             <w:tcW w:w="3145" w:type="dxa"/>
@@ -2647,12 +2596,6 @@
         </w:tc>
       </w:tr>
       <w:tr>
-        <w:tblPrEx>
-          <w:tblCellMar>
-            <w:top w:w="0" w:type="dxa"/>
-            <w:bottom w:w="0" w:type="dxa"/>
-          </w:tblCellMar>
-        </w:tblPrEx>
         <w:tc>
           <w:tcPr>
             <w:tcW w:w="3145" w:type="dxa"/>
@@ -2871,12 +2814,6 @@
         </w:tc>
       </w:tr>
       <w:tr>
-        <w:tblPrEx>
-          <w:tblCellMar>
-            <w:top w:w="0" w:type="dxa"/>
-            <w:bottom w:w="0" w:type="dxa"/>
-          </w:tblCellMar>
-        </w:tblPrEx>
         <w:tc>
           <w:tcPr>
             <w:tcW w:w="14760" w:type="dxa"/>
@@ -2983,12 +2920,6 @@
         <w:gridCol w:w="1471"/>
       </w:tblGrid>
       <w:tr>
-        <w:tblPrEx>
-          <w:tblCellMar>
-            <w:top w:w="0" w:type="dxa"/>
-            <w:bottom w:w="0" w:type="dxa"/>
-          </w:tblCellMar>
-        </w:tblPrEx>
         <w:tc>
           <w:tcPr>
             <w:tcW w:w="14966" w:type="dxa"/>
@@ -3027,12 +2958,6 @@
         </w:tc>
       </w:tr>
       <w:tr>
-        <w:tblPrEx>
-          <w:tblCellMar>
-            <w:top w:w="0" w:type="dxa"/>
-            <w:bottom w:w="0" w:type="dxa"/>
-          </w:tblCellMar>
-        </w:tblPrEx>
         <w:trPr>
           <w:tblHeader/>
         </w:trPr>
@@ -3233,12 +3158,6 @@
         </w:tc>
       </w:tr>
       <w:tr>
-        <w:tblPrEx>
-          <w:tblCellMar>
-            <w:top w:w="0" w:type="dxa"/>
-            <w:bottom w:w="0" w:type="dxa"/>
-          </w:tblCellMar>
-        </w:tblPrEx>
         <w:tc>
           <w:tcPr>
             <w:tcW w:w="1705" w:type="dxa"/>
@@ -3413,12 +3332,6 @@
         </w:tc>
       </w:tr>
       <w:tr>
-        <w:tblPrEx>
-          <w:tblCellMar>
-            <w:top w:w="0" w:type="dxa"/>
-            <w:bottom w:w="0" w:type="dxa"/>
-          </w:tblCellMar>
-        </w:tblPrEx>
         <w:tc>
           <w:tcPr>
             <w:tcW w:w="1705" w:type="dxa"/>
@@ -3593,12 +3506,6 @@
         </w:tc>
       </w:tr>
       <w:tr>
-        <w:tblPrEx>
-          <w:tblCellMar>
-            <w:top w:w="0" w:type="dxa"/>
-            <w:bottom w:w="0" w:type="dxa"/>
-          </w:tblCellMar>
-        </w:tblPrEx>
         <w:tc>
           <w:tcPr>
             <w:tcW w:w="1705" w:type="dxa"/>
@@ -3773,12 +3680,6 @@
         </w:tc>
       </w:tr>
       <w:tr>
-        <w:tblPrEx>
-          <w:tblCellMar>
-            <w:top w:w="0" w:type="dxa"/>
-            <w:bottom w:w="0" w:type="dxa"/>
-          </w:tblCellMar>
-        </w:tblPrEx>
         <w:tc>
           <w:tcPr>
             <w:tcW w:w="1705" w:type="dxa"/>
@@ -3953,12 +3854,6 @@
         </w:tc>
       </w:tr>
       <w:tr>
-        <w:tblPrEx>
-          <w:tblCellMar>
-            <w:top w:w="0" w:type="dxa"/>
-            <w:bottom w:w="0" w:type="dxa"/>
-          </w:tblCellMar>
-        </w:tblPrEx>
         <w:tc>
           <w:tcPr>
             <w:tcW w:w="1705" w:type="dxa"/>
@@ -4133,12 +4028,6 @@
         </w:tc>
       </w:tr>
       <w:tr>
-        <w:tblPrEx>
-          <w:tblCellMar>
-            <w:top w:w="0" w:type="dxa"/>
-            <w:bottom w:w="0" w:type="dxa"/>
-          </w:tblCellMar>
-        </w:tblPrEx>
         <w:tc>
           <w:tcPr>
             <w:tcW w:w="1705" w:type="dxa"/>
@@ -4313,12 +4202,6 @@
         </w:tc>
       </w:tr>
       <w:tr>
-        <w:tblPrEx>
-          <w:tblCellMar>
-            <w:top w:w="0" w:type="dxa"/>
-            <w:bottom w:w="0" w:type="dxa"/>
-          </w:tblCellMar>
-        </w:tblPrEx>
         <w:tc>
           <w:tcPr>
             <w:tcW w:w="1705" w:type="dxa"/>
@@ -4493,12 +4376,6 @@
         </w:tc>
       </w:tr>
       <w:tr>
-        <w:tblPrEx>
-          <w:tblCellMar>
-            <w:top w:w="0" w:type="dxa"/>
-            <w:bottom w:w="0" w:type="dxa"/>
-          </w:tblCellMar>
-        </w:tblPrEx>
         <w:tc>
           <w:tcPr>
             <w:tcW w:w="1705" w:type="dxa"/>
@@ -4527,7 +4404,6 @@
                 <w:sz w:val="16"/>
                 <w:szCs w:val="16"/>
               </w:rPr>
-              <w:lastRenderedPageBreak/>
               <w:t>OUT OF SCOPE</w:t>
             </w:r>
           </w:p>
@@ -4674,12 +4550,6 @@
         </w:tc>
       </w:tr>
       <w:tr>
-        <w:tblPrEx>
-          <w:tblCellMar>
-            <w:top w:w="0" w:type="dxa"/>
-            <w:bottom w:w="0" w:type="dxa"/>
-          </w:tblCellMar>
-        </w:tblPrEx>
         <w:tc>
           <w:tcPr>
             <w:tcW w:w="14966" w:type="dxa"/>
@@ -4793,29 +4663,8 @@
                 <w:sz w:val="16"/>
                 <w:szCs w:val="16"/>
               </w:rPr>
-              <w:t>03</w:t>
-            </w:r>
-            <w:r>
-              <w:rPr>
-                <w:rFonts w:ascii="Cambria" w:hAnsi="Cambria"/>
-                <w:b/>
-                <w:bCs/>
-                <w:color w:val="FFFFFF" w:themeColor="background1"/>
-                <w:sz w:val="16"/>
-                <w:szCs w:val="16"/>
-              </w:rPr>
-              <w:t>A SCOPE</w:t>
-            </w:r>
-            <w:r>
-              <w:rPr>
-                <w:rFonts w:ascii="Cambria" w:hAnsi="Cambria"/>
-                <w:b/>
-                <w:bCs/>
-                <w:color w:val="FFFFFF" w:themeColor="background1"/>
-                <w:sz w:val="16"/>
-                <w:szCs w:val="16"/>
-              </w:rPr>
-              <w:t xml:space="preserve"> BASELINE </w:t>
+              <w:lastRenderedPageBreak/>
+              <w:t xml:space="preserve">03A SCOPE BASELINE </w:t>
             </w:r>
             <w:r>
               <w:rPr>
@@ -4909,7 +4758,7 @@
                 <w:szCs w:val="16"/>
               </w:rPr>
             </w:pPr>
-            <w:hyperlink r:id="rId8" w:history="1">
+            <w:hyperlink r:id="rId9" w:history="1">
               <w:r>
                 <w:rPr>
                   <w:rStyle w:val="Hyperlink"/>
@@ -5012,7 +4861,7 @@
                 <w:szCs w:val="16"/>
               </w:rPr>
             </w:pPr>
-            <w:hyperlink r:id="rId9" w:history="1">
+            <w:hyperlink r:id="rId10" w:history="1">
               <w:r>
                 <w:rPr>
                   <w:rStyle w:val="Hyperlink"/>
@@ -5399,12 +5248,6 @@
         <w:gridCol w:w="7115"/>
       </w:tblGrid>
       <w:tr>
-        <w:tblPrEx>
-          <w:tblCellMar>
-            <w:top w:w="0" w:type="dxa"/>
-            <w:bottom w:w="0" w:type="dxa"/>
-          </w:tblCellMar>
-        </w:tblPrEx>
         <w:tc>
           <w:tcPr>
             <w:tcW w:w="14760" w:type="dxa"/>
@@ -5434,29 +5277,12 @@
                 <w:sz w:val="18"/>
                 <w:szCs w:val="18"/>
               </w:rPr>
-              <w:t xml:space="preserve">04 </w:t>
-            </w:r>
-            <w:r>
-              <w:rPr>
-                <w:rFonts w:ascii="Cambria" w:hAnsi="Cambria"/>
-                <w:b/>
-                <w:bCs/>
-                <w:color w:val="FFFFFF"/>
-                <w:sz w:val="18"/>
-                <w:szCs w:val="18"/>
-              </w:rPr>
-              <w:t>MILESTONES &amp; TIMELINE BASELINE</w:t>
+              <w:t>04 MILESTONES &amp; TIMELINE BASELINE</w:t>
             </w:r>
           </w:p>
         </w:tc>
       </w:tr>
       <w:tr>
-        <w:tblPrEx>
-          <w:tblCellMar>
-            <w:top w:w="0" w:type="dxa"/>
-            <w:bottom w:w="0" w:type="dxa"/>
-          </w:tblCellMar>
-        </w:tblPrEx>
         <w:trPr>
           <w:tblHeader/>
         </w:trPr>
@@ -5627,12 +5453,6 @@
         </w:tc>
       </w:tr>
       <w:tr>
-        <w:tblPrEx>
-          <w:tblCellMar>
-            <w:top w:w="0" w:type="dxa"/>
-            <w:bottom w:w="0" w:type="dxa"/>
-          </w:tblCellMar>
-        </w:tblPrEx>
         <w:tc>
           <w:tcPr>
             <w:tcW w:w="2695" w:type="dxa"/>
@@ -5789,12 +5609,6 @@
         </w:tc>
       </w:tr>
       <w:tr>
-        <w:tblPrEx>
-          <w:tblCellMar>
-            <w:top w:w="0" w:type="dxa"/>
-            <w:bottom w:w="0" w:type="dxa"/>
-          </w:tblCellMar>
-        </w:tblPrEx>
         <w:tc>
           <w:tcPr>
             <w:tcW w:w="2695" w:type="dxa"/>
@@ -5951,12 +5765,6 @@
         </w:tc>
       </w:tr>
       <w:tr>
-        <w:tblPrEx>
-          <w:tblCellMar>
-            <w:top w:w="0" w:type="dxa"/>
-            <w:bottom w:w="0" w:type="dxa"/>
-          </w:tblCellMar>
-        </w:tblPrEx>
         <w:tc>
           <w:tcPr>
             <w:tcW w:w="2695" w:type="dxa"/>
@@ -6113,12 +5921,6 @@
         </w:tc>
       </w:tr>
       <w:tr>
-        <w:tblPrEx>
-          <w:tblCellMar>
-            <w:top w:w="0" w:type="dxa"/>
-            <w:bottom w:w="0" w:type="dxa"/>
-          </w:tblCellMar>
-        </w:tblPrEx>
         <w:tc>
           <w:tcPr>
             <w:tcW w:w="2695" w:type="dxa"/>
@@ -6275,12 +6077,6 @@
         </w:tc>
       </w:tr>
       <w:tr>
-        <w:tblPrEx>
-          <w:tblCellMar>
-            <w:top w:w="0" w:type="dxa"/>
-            <w:bottom w:w="0" w:type="dxa"/>
-          </w:tblCellMar>
-        </w:tblPrEx>
         <w:trPr>
           <w:trHeight w:val="352"/>
         </w:trPr>
@@ -6357,12 +6153,6 @@
         <w:gridCol w:w="6845"/>
       </w:tblGrid>
       <w:tr>
-        <w:tblPrEx>
-          <w:tblCellMar>
-            <w:top w:w="0" w:type="dxa"/>
-            <w:bottom w:w="0" w:type="dxa"/>
-          </w:tblCellMar>
-        </w:tblPrEx>
         <w:tc>
           <w:tcPr>
             <w:tcW w:w="14760" w:type="dxa"/>
@@ -6392,29 +6182,12 @@
                 <w:sz w:val="18"/>
                 <w:szCs w:val="18"/>
               </w:rPr>
-              <w:t>05 BUDGET</w:t>
-            </w:r>
-            <w:r>
-              <w:rPr>
-                <w:rFonts w:ascii="Cambria" w:hAnsi="Cambria"/>
-                <w:b/>
-                <w:bCs/>
-                <w:color w:val="FFFFFF"/>
-                <w:sz w:val="18"/>
-                <w:szCs w:val="18"/>
-              </w:rPr>
-              <w:t xml:space="preserve"> CONTROL</w:t>
+              <w:t>05 BUDGET CONTROL</w:t>
             </w:r>
           </w:p>
         </w:tc>
       </w:tr>
       <w:tr>
-        <w:tblPrEx>
-          <w:tblCellMar>
-            <w:top w:w="0" w:type="dxa"/>
-            <w:bottom w:w="0" w:type="dxa"/>
-          </w:tblCellMar>
-        </w:tblPrEx>
         <w:trPr>
           <w:tblHeader/>
         </w:trPr>
@@ -6585,12 +6358,6 @@
         </w:tc>
       </w:tr>
       <w:tr>
-        <w:tblPrEx>
-          <w:tblCellMar>
-            <w:top w:w="0" w:type="dxa"/>
-            <w:bottom w:w="0" w:type="dxa"/>
-          </w:tblCellMar>
-        </w:tblPrEx>
         <w:tc>
           <w:tcPr>
             <w:tcW w:w="2335" w:type="dxa"/>
@@ -6743,12 +6510,6 @@
         </w:tc>
       </w:tr>
       <w:tr>
-        <w:tblPrEx>
-          <w:tblCellMar>
-            <w:top w:w="0" w:type="dxa"/>
-            <w:bottom w:w="0" w:type="dxa"/>
-          </w:tblCellMar>
-        </w:tblPrEx>
         <w:tc>
           <w:tcPr>
             <w:tcW w:w="2335" w:type="dxa"/>
@@ -6937,12 +6698,6 @@
         </w:tc>
       </w:tr>
       <w:tr>
-        <w:tblPrEx>
-          <w:tblCellMar>
-            <w:top w:w="0" w:type="dxa"/>
-            <w:bottom w:w="0" w:type="dxa"/>
-          </w:tblCellMar>
-        </w:tblPrEx>
         <w:tc>
           <w:tcPr>
             <w:tcW w:w="2335" w:type="dxa"/>
@@ -7099,12 +6854,6 @@
         </w:tc>
       </w:tr>
       <w:tr>
-        <w:tblPrEx>
-          <w:tblCellMar>
-            <w:top w:w="0" w:type="dxa"/>
-            <w:bottom w:w="0" w:type="dxa"/>
-          </w:tblCellMar>
-        </w:tblPrEx>
         <w:tc>
           <w:tcPr>
             <w:tcW w:w="2335" w:type="dxa"/>
@@ -7257,12 +7006,6 @@
         </w:tc>
       </w:tr>
       <w:tr>
-        <w:tblPrEx>
-          <w:tblCellMar>
-            <w:top w:w="0" w:type="dxa"/>
-            <w:bottom w:w="0" w:type="dxa"/>
-          </w:tblCellMar>
-        </w:tblPrEx>
         <w:tc>
           <w:tcPr>
             <w:tcW w:w="2335" w:type="dxa"/>
@@ -7415,12 +7158,6 @@
         </w:tc>
       </w:tr>
       <w:tr>
-        <w:tblPrEx>
-          <w:tblCellMar>
-            <w:top w:w="0" w:type="dxa"/>
-            <w:bottom w:w="0" w:type="dxa"/>
-          </w:tblCellMar>
-        </w:tblPrEx>
         <w:tc>
           <w:tcPr>
             <w:tcW w:w="2335" w:type="dxa"/>
@@ -7577,12 +7314,6 @@
         </w:tc>
       </w:tr>
       <w:tr>
-        <w:tblPrEx>
-          <w:tblCellMar>
-            <w:top w:w="0" w:type="dxa"/>
-            <w:bottom w:w="0" w:type="dxa"/>
-          </w:tblCellMar>
-        </w:tblPrEx>
         <w:tc>
           <w:tcPr>
             <w:tcW w:w="14760" w:type="dxa"/>
@@ -7694,29 +7425,7 @@
                 <w:sz w:val="18"/>
                 <w:szCs w:val="18"/>
               </w:rPr>
-              <w:t>06</w:t>
-            </w:r>
-            <w:r>
-              <w:rPr>
-                <w:rFonts w:ascii="Cambria" w:hAnsi="Cambria"/>
-                <w:b/>
-                <w:bCs/>
-                <w:color w:val="FFFFFF" w:themeColor="background1"/>
-                <w:sz w:val="18"/>
-                <w:szCs w:val="18"/>
-              </w:rPr>
-              <w:t>A RISK</w:t>
-            </w:r>
-            <w:r>
-              <w:rPr>
-                <w:rFonts w:ascii="Cambria" w:hAnsi="Cambria"/>
-                <w:b/>
-                <w:bCs/>
-                <w:color w:val="FFFFFF" w:themeColor="background1"/>
-                <w:sz w:val="18"/>
-                <w:szCs w:val="18"/>
-              </w:rPr>
-              <w:t xml:space="preserve"> APPETITE STATEMENT</w:t>
+              <w:t>06A RISK APPETITE STATEMENT</w:t>
             </w:r>
           </w:p>
         </w:tc>
@@ -7967,7 +7676,6 @@
                 <w:sz w:val="16"/>
                 <w:szCs w:val="16"/>
               </w:rPr>
-              <w:lastRenderedPageBreak/>
               <w:t>Schedule / timeline</w:t>
             </w:r>
           </w:p>
@@ -8583,6 +8291,7 @@
                 <w:sz w:val="16"/>
                 <w:szCs w:val="16"/>
               </w:rPr>
+              <w:lastRenderedPageBreak/>
               <w:t>Security / data</w:t>
             </w:r>
           </w:p>
@@ -8977,12 +8686,6 @@
         <w:gridCol w:w="3046"/>
       </w:tblGrid>
       <w:tr>
-        <w:tblPrEx>
-          <w:tblCellMar>
-            <w:top w:w="0" w:type="dxa"/>
-            <w:bottom w:w="0" w:type="dxa"/>
-          </w:tblCellMar>
-        </w:tblPrEx>
         <w:trPr>
           <w:trHeight w:val="467"/>
         </w:trPr>
@@ -9031,12 +8734,6 @@
         </w:tc>
       </w:tr>
       <w:tr>
-        <w:tblPrEx>
-          <w:tblCellMar>
-            <w:top w:w="0" w:type="dxa"/>
-            <w:bottom w:w="0" w:type="dxa"/>
-          </w:tblCellMar>
-        </w:tblPrEx>
         <w:trPr>
           <w:tblHeader/>
         </w:trPr>
@@ -9336,12 +9033,6 @@
         </w:tc>
       </w:tr>
       <w:tr>
-        <w:tblPrEx>
-          <w:tblCellMar>
-            <w:top w:w="0" w:type="dxa"/>
-            <w:bottom w:w="0" w:type="dxa"/>
-          </w:tblCellMar>
-        </w:tblPrEx>
         <w:tc>
           <w:tcPr>
             <w:tcW w:w="800" w:type="dxa"/>
@@ -9621,12 +9312,6 @@
         </w:tc>
       </w:tr>
       <w:tr>
-        <w:tblPrEx>
-          <w:tblCellMar>
-            <w:top w:w="0" w:type="dxa"/>
-            <w:bottom w:w="0" w:type="dxa"/>
-          </w:tblCellMar>
-        </w:tblPrEx>
         <w:tc>
           <w:tcPr>
             <w:tcW w:w="800" w:type="dxa"/>
@@ -9906,12 +9591,6 @@
         </w:tc>
       </w:tr>
       <w:tr>
-        <w:tblPrEx>
-          <w:tblCellMar>
-            <w:top w:w="0" w:type="dxa"/>
-            <w:bottom w:w="0" w:type="dxa"/>
-          </w:tblCellMar>
-        </w:tblPrEx>
         <w:tc>
           <w:tcPr>
             <w:tcW w:w="800" w:type="dxa"/>
@@ -10193,12 +9872,6 @@
         </w:tc>
       </w:tr>
       <w:tr>
-        <w:tblPrEx>
-          <w:tblCellMar>
-            <w:top w:w="0" w:type="dxa"/>
-            <w:bottom w:w="0" w:type="dxa"/>
-          </w:tblCellMar>
-        </w:tblPrEx>
         <w:tc>
           <w:tcPr>
             <w:tcW w:w="800" w:type="dxa"/>
@@ -10476,12 +10149,6 @@
         </w:tc>
       </w:tr>
       <w:tr>
-        <w:tblPrEx>
-          <w:tblCellMar>
-            <w:top w:w="0" w:type="dxa"/>
-            <w:bottom w:w="0" w:type="dxa"/>
-          </w:tblCellMar>
-        </w:tblPrEx>
         <w:tc>
           <w:tcPr>
             <w:tcW w:w="800" w:type="dxa"/>
@@ -10759,12 +10426,6 @@
         </w:tc>
       </w:tr>
       <w:tr>
-        <w:tblPrEx>
-          <w:tblCellMar>
-            <w:top w:w="0" w:type="dxa"/>
-            <w:bottom w:w="0" w:type="dxa"/>
-          </w:tblCellMar>
-        </w:tblPrEx>
         <w:tc>
           <w:tcPr>
             <w:tcW w:w="800" w:type="dxa"/>
@@ -11042,12 +10703,6 @@
         </w:tc>
       </w:tr>
       <w:tr>
-        <w:tblPrEx>
-          <w:tblCellMar>
-            <w:top w:w="0" w:type="dxa"/>
-            <w:bottom w:w="0" w:type="dxa"/>
-          </w:tblCellMar>
-        </w:tblPrEx>
         <w:tc>
           <w:tcPr>
             <w:tcW w:w="800" w:type="dxa"/>
@@ -11325,12 +10980,6 @@
         </w:tc>
       </w:tr>
       <w:tr>
-        <w:tblPrEx>
-          <w:tblCellMar>
-            <w:top w:w="0" w:type="dxa"/>
-            <w:bottom w:w="0" w:type="dxa"/>
-          </w:tblCellMar>
-        </w:tblPrEx>
         <w:tc>
           <w:tcPr>
             <w:tcW w:w="800" w:type="dxa"/>
@@ -11620,12 +11269,6 @@
         </w:tc>
       </w:tr>
       <w:tr>
-        <w:tblPrEx>
-          <w:tblCellMar>
-            <w:top w:w="0" w:type="dxa"/>
-            <w:bottom w:w="0" w:type="dxa"/>
-          </w:tblCellMar>
-        </w:tblPrEx>
         <w:trPr>
           <w:trHeight w:val="359"/>
         </w:trPr>
@@ -11669,20 +11312,7 @@
                 <w:sz w:val="14"/>
                 <w:szCs w:val="14"/>
               </w:rPr>
-              <w:t>Reference by ID in all steering meetings. R-003 (DPIA) requires immediate action.</w:t>
-            </w:r>
-            <w:r>
-              <w:rPr>
-                <w:rFonts w:ascii="Cambria" w:hAnsi="Cambria"/>
-                <w:b/>
-                <w:bCs/>
-                <w:i/>
-                <w:iCs/>
-                <w:color w:val="1F4E79" w:themeColor="accent5" w:themeShade="80"/>
-                <w:sz w:val="14"/>
-                <w:szCs w:val="14"/>
-              </w:rPr>
-              <w:t xml:space="preserve"> </w:t>
+              <w:t xml:space="preserve">Reference by ID in all steering meetings. R-003 (DPIA) requires immediate action. </w:t>
             </w:r>
             <w:r>
               <w:rPr>
@@ -11737,12 +11367,6 @@
         <w:gridCol w:w="5945"/>
       </w:tblGrid>
       <w:tr>
-        <w:tblPrEx>
-          <w:tblCellMar>
-            <w:top w:w="0" w:type="dxa"/>
-            <w:bottom w:w="0" w:type="dxa"/>
-          </w:tblCellMar>
-        </w:tblPrEx>
         <w:tc>
           <w:tcPr>
             <w:tcW w:w="14760" w:type="dxa"/>
@@ -11772,51 +11396,12 @@
                 <w:sz w:val="18"/>
                 <w:szCs w:val="18"/>
               </w:rPr>
-              <w:t>07 STAKEHOLDER</w:t>
-            </w:r>
-            <w:r>
-              <w:rPr>
-                <w:rFonts w:ascii="Cambria" w:hAnsi="Cambria"/>
-                <w:b/>
-                <w:bCs/>
-                <w:color w:val="FFFFFF"/>
-                <w:sz w:val="18"/>
-                <w:szCs w:val="18"/>
-              </w:rPr>
-              <w:t xml:space="preserve"> MAP </w:t>
-            </w:r>
-            <w:r>
-              <w:rPr>
-                <w:rFonts w:ascii="Cambria" w:hAnsi="Cambria"/>
-                <w:b/>
-                <w:bCs/>
-                <w:color w:val="FFFFFF"/>
-                <w:sz w:val="18"/>
-                <w:szCs w:val="18"/>
-              </w:rPr>
-              <w:t>-</w:t>
-            </w:r>
-            <w:r>
-              <w:rPr>
-                <w:rFonts w:ascii="Cambria" w:hAnsi="Cambria"/>
-                <w:b/>
-                <w:bCs/>
-                <w:color w:val="FFFFFF"/>
-                <w:sz w:val="18"/>
-                <w:szCs w:val="18"/>
-              </w:rPr>
-              <w:t xml:space="preserve"> POWER, NOT TITLES</w:t>
+              <w:t>07 STAKEHOLDER MAP - POWER, NOT TITLES</w:t>
             </w:r>
           </w:p>
         </w:tc>
       </w:tr>
       <w:tr>
-        <w:tblPrEx>
-          <w:tblCellMar>
-            <w:top w:w="0" w:type="dxa"/>
-            <w:bottom w:w="0" w:type="dxa"/>
-          </w:tblCellMar>
-        </w:tblPrEx>
         <w:trPr>
           <w:tblHeader/>
         </w:trPr>
@@ -12020,12 +11605,6 @@
         </w:tc>
       </w:tr>
       <w:tr>
-        <w:tblPrEx>
-          <w:tblCellMar>
-            <w:top w:w="0" w:type="dxa"/>
-            <w:bottom w:w="0" w:type="dxa"/>
-          </w:tblCellMar>
-        </w:tblPrEx>
         <w:tc>
           <w:tcPr>
             <w:tcW w:w="2065" w:type="dxa"/>
@@ -12207,12 +11786,6 @@
         </w:tc>
       </w:tr>
       <w:tr>
-        <w:tblPrEx>
-          <w:tblCellMar>
-            <w:top w:w="0" w:type="dxa"/>
-            <w:bottom w:w="0" w:type="dxa"/>
-          </w:tblCellMar>
-        </w:tblPrEx>
         <w:tc>
           <w:tcPr>
             <w:tcW w:w="2065" w:type="dxa"/>
@@ -12394,12 +11967,6 @@
         </w:tc>
       </w:tr>
       <w:tr>
-        <w:tblPrEx>
-          <w:tblCellMar>
-            <w:top w:w="0" w:type="dxa"/>
-            <w:bottom w:w="0" w:type="dxa"/>
-          </w:tblCellMar>
-        </w:tblPrEx>
         <w:tc>
           <w:tcPr>
             <w:tcW w:w="2065" w:type="dxa"/>
@@ -12581,12 +12148,6 @@
         </w:tc>
       </w:tr>
       <w:tr>
-        <w:tblPrEx>
-          <w:tblCellMar>
-            <w:top w:w="0" w:type="dxa"/>
-            <w:bottom w:w="0" w:type="dxa"/>
-          </w:tblCellMar>
-        </w:tblPrEx>
         <w:tc>
           <w:tcPr>
             <w:tcW w:w="2065" w:type="dxa"/>
@@ -12768,12 +12329,6 @@
         </w:tc>
       </w:tr>
       <w:tr>
-        <w:tblPrEx>
-          <w:tblCellMar>
-            <w:top w:w="0" w:type="dxa"/>
-            <w:bottom w:w="0" w:type="dxa"/>
-          </w:tblCellMar>
-        </w:tblPrEx>
         <w:tc>
           <w:tcPr>
             <w:tcW w:w="2065" w:type="dxa"/>
@@ -12799,7 +12354,6 @@
                 <w:sz w:val="16"/>
                 <w:szCs w:val="16"/>
               </w:rPr>
-              <w:lastRenderedPageBreak/>
               <w:t>Vendor</w:t>
             </w:r>
           </w:p>
@@ -12956,12 +12510,6 @@
         </w:tc>
       </w:tr>
       <w:tr>
-        <w:tblPrEx>
-          <w:tblCellMar>
-            <w:top w:w="0" w:type="dxa"/>
-            <w:bottom w:w="0" w:type="dxa"/>
-          </w:tblCellMar>
-        </w:tblPrEx>
         <w:tc>
           <w:tcPr>
             <w:tcW w:w="2065" w:type="dxa"/>
@@ -13143,12 +12691,6 @@
         </w:tc>
       </w:tr>
       <w:tr>
-        <w:tblPrEx>
-          <w:tblCellMar>
-            <w:top w:w="0" w:type="dxa"/>
-            <w:bottom w:w="0" w:type="dxa"/>
-          </w:tblCellMar>
-        </w:tblPrEx>
         <w:tc>
           <w:tcPr>
             <w:tcW w:w="14760" w:type="dxa"/>
@@ -13222,12 +12764,6 @@
         <w:gridCol w:w="4685"/>
       </w:tblGrid>
       <w:tr>
-        <w:tblPrEx>
-          <w:tblCellMar>
-            <w:top w:w="0" w:type="dxa"/>
-            <w:bottom w:w="0" w:type="dxa"/>
-          </w:tblCellMar>
-        </w:tblPrEx>
         <w:tc>
           <w:tcPr>
             <w:tcW w:w="14760" w:type="dxa"/>
@@ -13257,29 +12793,12 @@
                 <w:sz w:val="18"/>
                 <w:szCs w:val="18"/>
               </w:rPr>
-              <w:t>08 DECISION</w:t>
-            </w:r>
-            <w:r>
-              <w:rPr>
-                <w:rFonts w:ascii="Cambria" w:hAnsi="Cambria"/>
-                <w:b/>
-                <w:bCs/>
-                <w:color w:val="FFFFFF"/>
-                <w:sz w:val="18"/>
-                <w:szCs w:val="18"/>
-              </w:rPr>
-              <w:t xml:space="preserve"> RIGHTS &amp; PM AUTHORITY</w:t>
+              <w:t>08 DECISION RIGHTS &amp; PM AUTHORITY</w:t>
             </w:r>
           </w:p>
         </w:tc>
       </w:tr>
       <w:tr>
-        <w:tblPrEx>
-          <w:tblCellMar>
-            <w:top w:w="0" w:type="dxa"/>
-            <w:bottom w:w="0" w:type="dxa"/>
-          </w:tblCellMar>
-        </w:tblPrEx>
         <w:trPr>
           <w:tblHeader/>
         </w:trPr>
@@ -13450,12 +12969,6 @@
         </w:tc>
       </w:tr>
       <w:tr>
-        <w:tblPrEx>
-          <w:tblCellMar>
-            <w:top w:w="0" w:type="dxa"/>
-            <w:bottom w:w="0" w:type="dxa"/>
-          </w:tblCellMar>
-        </w:tblPrEx>
         <w:tc>
           <w:tcPr>
             <w:tcW w:w="2605" w:type="dxa"/>
@@ -13642,12 +13155,6 @@
         </w:tc>
       </w:tr>
       <w:tr>
-        <w:tblPrEx>
-          <w:tblCellMar>
-            <w:top w:w="0" w:type="dxa"/>
-            <w:bottom w:w="0" w:type="dxa"/>
-          </w:tblCellMar>
-        </w:tblPrEx>
         <w:tc>
           <w:tcPr>
             <w:tcW w:w="2605" w:type="dxa"/>
@@ -13869,12 +13376,6 @@
         </w:tc>
       </w:tr>
       <w:tr>
-        <w:tblPrEx>
-          <w:tblCellMar>
-            <w:top w:w="0" w:type="dxa"/>
-            <w:bottom w:w="0" w:type="dxa"/>
-          </w:tblCellMar>
-        </w:tblPrEx>
         <w:tc>
           <w:tcPr>
             <w:tcW w:w="2605" w:type="dxa"/>
@@ -14072,12 +13573,6 @@
         </w:tc>
       </w:tr>
       <w:tr>
-        <w:tblPrEx>
-          <w:tblCellMar>
-            <w:top w:w="0" w:type="dxa"/>
-            <w:bottom w:w="0" w:type="dxa"/>
-          </w:tblCellMar>
-        </w:tblPrEx>
         <w:tc>
           <w:tcPr>
             <w:tcW w:w="2605" w:type="dxa"/>
@@ -14103,6 +13598,7 @@
                 <w:sz w:val="16"/>
                 <w:szCs w:val="16"/>
               </w:rPr>
+              <w:lastRenderedPageBreak/>
               <w:t xml:space="preserve">Timeline shift </w:t>
             </w:r>
             <w:r>
@@ -14271,12 +13767,6 @@
         </w:tc>
       </w:tr>
       <w:tr>
-        <w:tblPrEx>
-          <w:tblCellMar>
-            <w:top w:w="0" w:type="dxa"/>
-            <w:bottom w:w="0" w:type="dxa"/>
-          </w:tblCellMar>
-        </w:tblPrEx>
         <w:tc>
           <w:tcPr>
             <w:tcW w:w="2605" w:type="dxa"/>
@@ -14452,12 +13942,6 @@
         </w:tc>
       </w:tr>
       <w:tr>
-        <w:tblPrEx>
-          <w:tblCellMar>
-            <w:top w:w="0" w:type="dxa"/>
-            <w:bottom w:w="0" w:type="dxa"/>
-          </w:tblCellMar>
-        </w:tblPrEx>
         <w:tc>
           <w:tcPr>
             <w:tcW w:w="2605" w:type="dxa"/>
@@ -14633,12 +14117,6 @@
         </w:tc>
       </w:tr>
       <w:tr>
-        <w:tblPrEx>
-          <w:tblCellMar>
-            <w:top w:w="0" w:type="dxa"/>
-            <w:bottom w:w="0" w:type="dxa"/>
-          </w:tblCellMar>
-        </w:tblPrEx>
         <w:tc>
           <w:tcPr>
             <w:tcW w:w="2605" w:type="dxa"/>
@@ -14814,12 +14292,6 @@
         </w:tc>
       </w:tr>
       <w:tr>
-        <w:tblPrEx>
-          <w:tblCellMar>
-            <w:top w:w="0" w:type="dxa"/>
-            <w:bottom w:w="0" w:type="dxa"/>
-          </w:tblCellMar>
-        </w:tblPrEx>
         <w:tc>
           <w:tcPr>
             <w:tcW w:w="14760" w:type="dxa"/>
@@ -14952,12 +14424,6 @@
         <w:gridCol w:w="3335"/>
       </w:tblGrid>
       <w:tr>
-        <w:tblPrEx>
-          <w:tblCellMar>
-            <w:top w:w="0" w:type="dxa"/>
-            <w:bottom w:w="0" w:type="dxa"/>
-          </w:tblCellMar>
-        </w:tblPrEx>
         <w:tc>
           <w:tcPr>
             <w:tcW w:w="14760" w:type="dxa"/>
@@ -15015,12 +14481,6 @@
         </w:tc>
       </w:tr>
       <w:tr>
-        <w:tblPrEx>
-          <w:tblCellMar>
-            <w:top w:w="0" w:type="dxa"/>
-            <w:bottom w:w="0" w:type="dxa"/>
-          </w:tblCellMar>
-        </w:tblPrEx>
         <w:trPr>
           <w:tblHeader/>
         </w:trPr>
@@ -15191,12 +14651,6 @@
         </w:tc>
       </w:tr>
       <w:tr>
-        <w:tblPrEx>
-          <w:tblCellMar>
-            <w:top w:w="0" w:type="dxa"/>
-            <w:bottom w:w="0" w:type="dxa"/>
-          </w:tblCellMar>
-        </w:tblPrEx>
         <w:tc>
           <w:tcPr>
             <w:tcW w:w="2335" w:type="dxa"/>
@@ -15362,12 +14816,6 @@
         </w:tc>
       </w:tr>
       <w:tr>
-        <w:tblPrEx>
-          <w:tblCellMar>
-            <w:top w:w="0" w:type="dxa"/>
-            <w:bottom w:w="0" w:type="dxa"/>
-          </w:tblCellMar>
-        </w:tblPrEx>
         <w:tc>
           <w:tcPr>
             <w:tcW w:w="2335" w:type="dxa"/>
@@ -15544,12 +14992,6 @@
         </w:tc>
       </w:tr>
       <w:tr>
-        <w:tblPrEx>
-          <w:tblCellMar>
-            <w:top w:w="0" w:type="dxa"/>
-            <w:bottom w:w="0" w:type="dxa"/>
-          </w:tblCellMar>
-        </w:tblPrEx>
         <w:tc>
           <w:tcPr>
             <w:tcW w:w="2335" w:type="dxa"/>
@@ -15753,12 +15195,6 @@
         </w:tc>
       </w:tr>
       <w:tr>
-        <w:tblPrEx>
-          <w:tblCellMar>
-            <w:top w:w="0" w:type="dxa"/>
-            <w:bottom w:w="0" w:type="dxa"/>
-          </w:tblCellMar>
-        </w:tblPrEx>
         <w:tc>
           <w:tcPr>
             <w:tcW w:w="2335" w:type="dxa"/>
@@ -15924,12 +15360,6 @@
         </w:tc>
       </w:tr>
       <w:tr>
-        <w:tblPrEx>
-          <w:tblCellMar>
-            <w:top w:w="0" w:type="dxa"/>
-            <w:bottom w:w="0" w:type="dxa"/>
-          </w:tblCellMar>
-        </w:tblPrEx>
         <w:tc>
           <w:tcPr>
             <w:tcW w:w="2335" w:type="dxa"/>
@@ -16104,12 +15534,6 @@
         </w:tc>
       </w:tr>
       <w:tr>
-        <w:tblPrEx>
-          <w:tblCellMar>
-            <w:top w:w="0" w:type="dxa"/>
-            <w:bottom w:w="0" w:type="dxa"/>
-          </w:tblCellMar>
-        </w:tblPrEx>
         <w:tc>
           <w:tcPr>
             <w:tcW w:w="14760" w:type="dxa"/>
@@ -16184,12 +15608,6 @@
         <w:gridCol w:w="5495"/>
       </w:tblGrid>
       <w:tr>
-        <w:tblPrEx>
-          <w:tblCellMar>
-            <w:top w:w="0" w:type="dxa"/>
-            <w:bottom w:w="0" w:type="dxa"/>
-          </w:tblCellMar>
-        </w:tblPrEx>
         <w:tc>
           <w:tcPr>
             <w:tcW w:w="14760" w:type="dxa"/>
@@ -16219,40 +15637,12 @@
                 <w:sz w:val="18"/>
                 <w:szCs w:val="18"/>
               </w:rPr>
-              <w:t>10 COMMUNICATION</w:t>
-            </w:r>
-            <w:r>
-              <w:rPr>
-                <w:rFonts w:ascii="Cambria" w:hAnsi="Cambria"/>
-                <w:b/>
-                <w:bCs/>
-                <w:color w:val="FFFFFF"/>
-                <w:sz w:val="18"/>
-                <w:szCs w:val="18"/>
-              </w:rPr>
-              <w:t xml:space="preserve"> &amp; ESCALATION </w:t>
-            </w:r>
-            <w:r>
-              <w:rPr>
-                <w:rFonts w:ascii="Cambria" w:hAnsi="Cambria"/>
-                <w:b/>
-                <w:bCs/>
-                <w:color w:val="FFFFFF"/>
-                <w:sz w:val="18"/>
-                <w:szCs w:val="18"/>
-              </w:rPr>
-              <w:t>PLANS</w:t>
+              <w:t>10 COMMUNICATION &amp; ESCALATION PLANS</w:t>
             </w:r>
           </w:p>
         </w:tc>
       </w:tr>
       <w:tr>
-        <w:tblPrEx>
-          <w:tblCellMar>
-            <w:top w:w="0" w:type="dxa"/>
-            <w:bottom w:w="0" w:type="dxa"/>
-          </w:tblCellMar>
-        </w:tblPrEx>
         <w:trPr>
           <w:tblHeader/>
         </w:trPr>
@@ -16456,12 +15846,6 @@
         </w:tc>
       </w:tr>
       <w:tr>
-        <w:tblPrEx>
-          <w:tblCellMar>
-            <w:top w:w="0" w:type="dxa"/>
-            <w:bottom w:w="0" w:type="dxa"/>
-          </w:tblCellMar>
-        </w:tblPrEx>
         <w:tc>
           <w:tcPr>
             <w:tcW w:w="2425" w:type="dxa"/>
@@ -16638,12 +16022,6 @@
         </w:tc>
       </w:tr>
       <w:tr>
-        <w:tblPrEx>
-          <w:tblCellMar>
-            <w:top w:w="0" w:type="dxa"/>
-            <w:bottom w:w="0" w:type="dxa"/>
-          </w:tblCellMar>
-        </w:tblPrEx>
         <w:tc>
           <w:tcPr>
             <w:tcW w:w="2425" w:type="dxa"/>
@@ -16838,12 +16216,6 @@
         </w:tc>
       </w:tr>
       <w:tr>
-        <w:tblPrEx>
-          <w:tblCellMar>
-            <w:top w:w="0" w:type="dxa"/>
-            <w:bottom w:w="0" w:type="dxa"/>
-          </w:tblCellMar>
-        </w:tblPrEx>
         <w:tc>
           <w:tcPr>
             <w:tcW w:w="2425" w:type="dxa"/>
@@ -17020,12 +16392,6 @@
         </w:tc>
       </w:tr>
       <w:tr>
-        <w:tblPrEx>
-          <w:tblCellMar>
-            <w:top w:w="0" w:type="dxa"/>
-            <w:bottom w:w="0" w:type="dxa"/>
-          </w:tblCellMar>
-        </w:tblPrEx>
         <w:tc>
           <w:tcPr>
             <w:tcW w:w="2425" w:type="dxa"/>
@@ -17051,7 +16417,6 @@
                 <w:sz w:val="16"/>
                 <w:szCs w:val="16"/>
               </w:rPr>
-              <w:lastRenderedPageBreak/>
               <w:t xml:space="preserve">Escalation </w:t>
             </w:r>
             <w:r>
@@ -17241,12 +16606,6 @@
         </w:tc>
       </w:tr>
       <w:tr>
-        <w:tblPrEx>
-          <w:tblCellMar>
-            <w:top w:w="0" w:type="dxa"/>
-            <w:bottom w:w="0" w:type="dxa"/>
-          </w:tblCellMar>
-        </w:tblPrEx>
         <w:tc>
           <w:tcPr>
             <w:tcW w:w="2425" w:type="dxa"/>
@@ -17423,12 +16782,6 @@
         </w:tc>
       </w:tr>
       <w:tr>
-        <w:tblPrEx>
-          <w:tblCellMar>
-            <w:top w:w="0" w:type="dxa"/>
-            <w:bottom w:w="0" w:type="dxa"/>
-          </w:tblCellMar>
-        </w:tblPrEx>
         <w:tc>
           <w:tcPr>
             <w:tcW w:w="2425" w:type="dxa"/>
@@ -17605,12 +16958,6 @@
         </w:tc>
       </w:tr>
       <w:tr>
-        <w:tblPrEx>
-          <w:tblCellMar>
-            <w:top w:w="0" w:type="dxa"/>
-            <w:bottom w:w="0" w:type="dxa"/>
-          </w:tblCellMar>
-        </w:tblPrEx>
         <w:tc>
           <w:tcPr>
             <w:tcW w:w="14760" w:type="dxa"/>
@@ -17643,33 +16990,7 @@
                 <w:sz w:val="14"/>
                 <w:szCs w:val="14"/>
               </w:rPr>
-              <w:t xml:space="preserve">Rule: RED status → Sponsor notified within 24 hrs. Decision SLA (Sponsor): 48 hrs. </w:t>
-            </w:r>
-            <w:r>
-              <w:rPr>
-                <w:rFonts w:ascii="Cambria" w:hAnsi="Cambria"/>
-                <w:b/>
-                <w:bCs/>
-                <w:i/>
-                <w:iCs/>
-                <w:color w:val="1F4E79" w:themeColor="accent5" w:themeShade="80"/>
-                <w:sz w:val="14"/>
-                <w:szCs w:val="14"/>
-              </w:rPr>
-              <w:t>non-response</w:t>
-            </w:r>
-            <w:r>
-              <w:rPr>
-                <w:rFonts w:ascii="Cambria" w:hAnsi="Cambria"/>
-                <w:b/>
-                <w:bCs/>
-                <w:i/>
-                <w:iCs/>
-                <w:color w:val="1F4E79" w:themeColor="accent5" w:themeShade="80"/>
-                <w:sz w:val="14"/>
-                <w:szCs w:val="14"/>
-              </w:rPr>
-              <w:t xml:space="preserve"> escalated to Executive Committee.</w:t>
+              <w:t>Rule: RED status → Sponsor notified within 24 hrs. Decision SLA (Sponsor): 48 hrs. non-response escalated to Executive Committee.</w:t>
             </w:r>
           </w:p>
         </w:tc>
@@ -17710,12 +17031,6 @@
         <w:gridCol w:w="4145"/>
       </w:tblGrid>
       <w:tr>
-        <w:tblPrEx>
-          <w:tblCellMar>
-            <w:top w:w="0" w:type="dxa"/>
-            <w:bottom w:w="0" w:type="dxa"/>
-          </w:tblCellMar>
-        </w:tblPrEx>
         <w:tc>
           <w:tcPr>
             <w:tcW w:w="14760" w:type="dxa"/>
@@ -17773,12 +17088,6 @@
         </w:tc>
       </w:tr>
       <w:tr>
-        <w:tblPrEx>
-          <w:tblCellMar>
-            <w:top w:w="0" w:type="dxa"/>
-            <w:bottom w:w="0" w:type="dxa"/>
-          </w:tblCellMar>
-        </w:tblPrEx>
         <w:trPr>
           <w:tblHeader/>
         </w:trPr>
@@ -17962,12 +17271,6 @@
         </w:tc>
       </w:tr>
       <w:tr>
-        <w:tblPrEx>
-          <w:tblCellMar>
-            <w:top w:w="0" w:type="dxa"/>
-            <w:bottom w:w="0" w:type="dxa"/>
-          </w:tblCellMar>
-        </w:tblPrEx>
         <w:tc>
           <w:tcPr>
             <w:tcW w:w="3325" w:type="dxa"/>
@@ -18115,12 +17418,6 @@
         </w:tc>
       </w:tr>
       <w:tr>
-        <w:tblPrEx>
-          <w:tblCellMar>
-            <w:top w:w="0" w:type="dxa"/>
-            <w:bottom w:w="0" w:type="dxa"/>
-          </w:tblCellMar>
-        </w:tblPrEx>
         <w:tc>
           <w:tcPr>
             <w:tcW w:w="3325" w:type="dxa"/>
@@ -18268,12 +17565,6 @@
         </w:tc>
       </w:tr>
       <w:tr>
-        <w:tblPrEx>
-          <w:tblCellMar>
-            <w:top w:w="0" w:type="dxa"/>
-            <w:bottom w:w="0" w:type="dxa"/>
-          </w:tblCellMar>
-        </w:tblPrEx>
         <w:tc>
           <w:tcPr>
             <w:tcW w:w="3325" w:type="dxa"/>
@@ -18421,12 +17712,6 @@
         </w:tc>
       </w:tr>
       <w:tr>
-        <w:tblPrEx>
-          <w:tblCellMar>
-            <w:top w:w="0" w:type="dxa"/>
-            <w:bottom w:w="0" w:type="dxa"/>
-          </w:tblCellMar>
-        </w:tblPrEx>
         <w:tc>
           <w:tcPr>
             <w:tcW w:w="3325" w:type="dxa"/>
@@ -18452,6 +17737,7 @@
                 <w:sz w:val="16"/>
                 <w:szCs w:val="16"/>
               </w:rPr>
+              <w:lastRenderedPageBreak/>
               <w:t>Client UAT sign-off</w:t>
             </w:r>
           </w:p>
@@ -18574,12 +17860,6 @@
         </w:tc>
       </w:tr>
       <w:tr>
-        <w:tblPrEx>
-          <w:tblCellMar>
-            <w:top w:w="0" w:type="dxa"/>
-            <w:bottom w:w="0" w:type="dxa"/>
-          </w:tblCellMar>
-        </w:tblPrEx>
         <w:tc>
           <w:tcPr>
             <w:tcW w:w="14760" w:type="dxa"/>
@@ -18654,12 +17934,6 @@
         <w:gridCol w:w="5855"/>
       </w:tblGrid>
       <w:tr>
-        <w:tblPrEx>
-          <w:tblCellMar>
-            <w:top w:w="0" w:type="dxa"/>
-            <w:bottom w:w="0" w:type="dxa"/>
-          </w:tblCellMar>
-        </w:tblPrEx>
         <w:tc>
           <w:tcPr>
             <w:tcW w:w="14760" w:type="dxa"/>
@@ -18739,12 +18013,6 @@
         </w:tc>
       </w:tr>
       <w:tr>
-        <w:tblPrEx>
-          <w:tblCellMar>
-            <w:top w:w="0" w:type="dxa"/>
-            <w:bottom w:w="0" w:type="dxa"/>
-          </w:tblCellMar>
-        </w:tblPrEx>
         <w:trPr>
           <w:tblHeader/>
         </w:trPr>
@@ -18948,12 +18216,6 @@
         </w:tc>
       </w:tr>
       <w:tr>
-        <w:tblPrEx>
-          <w:tblCellMar>
-            <w:top w:w="0" w:type="dxa"/>
-            <w:bottom w:w="0" w:type="dxa"/>
-          </w:tblCellMar>
-        </w:tblPrEx>
         <w:tc>
           <w:tcPr>
             <w:tcW w:w="2965" w:type="dxa"/>
@@ -19130,12 +18392,6 @@
         </w:tc>
       </w:tr>
       <w:tr>
-        <w:tblPrEx>
-          <w:tblCellMar>
-            <w:top w:w="0" w:type="dxa"/>
-            <w:bottom w:w="0" w:type="dxa"/>
-          </w:tblCellMar>
-        </w:tblPrEx>
         <w:tc>
           <w:tcPr>
             <w:tcW w:w="2965" w:type="dxa"/>
@@ -19312,12 +18568,6 @@
         </w:tc>
       </w:tr>
       <w:tr>
-        <w:tblPrEx>
-          <w:tblCellMar>
-            <w:top w:w="0" w:type="dxa"/>
-            <w:bottom w:w="0" w:type="dxa"/>
-          </w:tblCellMar>
-        </w:tblPrEx>
         <w:tc>
           <w:tcPr>
             <w:tcW w:w="2965" w:type="dxa"/>
@@ -19494,12 +18744,6 @@
         </w:tc>
       </w:tr>
       <w:tr>
-        <w:tblPrEx>
-          <w:tblCellMar>
-            <w:top w:w="0" w:type="dxa"/>
-            <w:bottom w:w="0" w:type="dxa"/>
-          </w:tblCellMar>
-        </w:tblPrEx>
         <w:tc>
           <w:tcPr>
             <w:tcW w:w="2965" w:type="dxa"/>
@@ -19676,12 +18920,6 @@
         </w:tc>
       </w:tr>
       <w:tr>
-        <w:tblPrEx>
-          <w:tblCellMar>
-            <w:top w:w="0" w:type="dxa"/>
-            <w:bottom w:w="0" w:type="dxa"/>
-          </w:tblCellMar>
-        </w:tblPrEx>
         <w:tc>
           <w:tcPr>
             <w:tcW w:w="2965" w:type="dxa"/>
@@ -19858,12 +19096,6 @@
         </w:tc>
       </w:tr>
       <w:tr>
-        <w:tblPrEx>
-          <w:tblCellMar>
-            <w:top w:w="0" w:type="dxa"/>
-            <w:bottom w:w="0" w:type="dxa"/>
-          </w:tblCellMar>
-        </w:tblPrEx>
         <w:tc>
           <w:tcPr>
             <w:tcW w:w="2965" w:type="dxa"/>
@@ -20040,12 +19272,6 @@
         </w:tc>
       </w:tr>
       <w:tr>
-        <w:tblPrEx>
-          <w:tblCellMar>
-            <w:top w:w="0" w:type="dxa"/>
-            <w:bottom w:w="0" w:type="dxa"/>
-          </w:tblCellMar>
-        </w:tblPrEx>
         <w:tc>
           <w:tcPr>
             <w:tcW w:w="14760" w:type="dxa"/>
@@ -20120,12 +19346,6 @@
         <w:gridCol w:w="5225"/>
       </w:tblGrid>
       <w:tr>
-        <w:tblPrEx>
-          <w:tblCellMar>
-            <w:top w:w="0" w:type="dxa"/>
-            <w:bottom w:w="0" w:type="dxa"/>
-          </w:tblCellMar>
-        </w:tblPrEx>
         <w:tc>
           <w:tcPr>
             <w:tcW w:w="14760" w:type="dxa"/>
@@ -20155,40 +19375,12 @@
                 <w:sz w:val="18"/>
                 <w:szCs w:val="18"/>
               </w:rPr>
-              <w:t>12</w:t>
-            </w:r>
-            <w:r>
-              <w:rPr>
-                <w:rFonts w:ascii="Cambria" w:hAnsi="Cambria"/>
-                <w:b/>
-                <w:bCs/>
-                <w:color w:val="FFFFFF"/>
-                <w:sz w:val="18"/>
-                <w:szCs w:val="18"/>
-              </w:rPr>
-              <w:t>B</w:t>
-            </w:r>
-            <w:r>
-              <w:rPr>
-                <w:rFonts w:ascii="Cambria" w:hAnsi="Cambria"/>
-                <w:b/>
-                <w:bCs/>
-                <w:color w:val="FFFFFF"/>
-                <w:sz w:val="18"/>
-                <w:szCs w:val="18"/>
-              </w:rPr>
-              <w:t xml:space="preserve"> RESOURCE ALLOCATION &amp; BACKUP CONTACTS</w:t>
+              <w:t>12B RESOURCE ALLOCATION &amp; BACKUP CONTACTS</w:t>
             </w:r>
           </w:p>
         </w:tc>
       </w:tr>
       <w:tr>
-        <w:tblPrEx>
-          <w:tblCellMar>
-            <w:top w:w="0" w:type="dxa"/>
-            <w:bottom w:w="0" w:type="dxa"/>
-          </w:tblCellMar>
-        </w:tblPrEx>
         <w:trPr>
           <w:tblHeader/>
         </w:trPr>
@@ -20392,12 +19584,6 @@
         </w:tc>
       </w:tr>
       <w:tr>
-        <w:tblPrEx>
-          <w:tblCellMar>
-            <w:top w:w="0" w:type="dxa"/>
-            <w:bottom w:w="0" w:type="dxa"/>
-          </w:tblCellMar>
-        </w:tblPrEx>
         <w:tc>
           <w:tcPr>
             <w:tcW w:w="2065" w:type="dxa"/>
@@ -20630,12 +19816,6 @@
         </w:tc>
       </w:tr>
       <w:tr>
-        <w:tblPrEx>
-          <w:tblCellMar>
-            <w:top w:w="0" w:type="dxa"/>
-            <w:bottom w:w="0" w:type="dxa"/>
-          </w:tblCellMar>
-        </w:tblPrEx>
         <w:tc>
           <w:tcPr>
             <w:tcW w:w="2065" w:type="dxa"/>
@@ -20820,12 +20000,6 @@
         </w:tc>
       </w:tr>
       <w:tr>
-        <w:tblPrEx>
-          <w:tblCellMar>
-            <w:top w:w="0" w:type="dxa"/>
-            <w:bottom w:w="0" w:type="dxa"/>
-          </w:tblCellMar>
-        </w:tblPrEx>
         <w:tc>
           <w:tcPr>
             <w:tcW w:w="2065" w:type="dxa"/>
@@ -21010,12 +20184,6 @@
         </w:tc>
       </w:tr>
       <w:tr>
-        <w:tblPrEx>
-          <w:tblCellMar>
-            <w:top w:w="0" w:type="dxa"/>
-            <w:bottom w:w="0" w:type="dxa"/>
-          </w:tblCellMar>
-        </w:tblPrEx>
         <w:tc>
           <w:tcPr>
             <w:tcW w:w="2065" w:type="dxa"/>
@@ -21043,7 +20211,6 @@
                 <w:sz w:val="16"/>
                 <w:szCs w:val="16"/>
               </w:rPr>
-              <w:lastRenderedPageBreak/>
               <w:t>QA Lead</w:t>
             </w:r>
           </w:p>
@@ -21201,12 +20368,6 @@
         </w:tc>
       </w:tr>
       <w:tr>
-        <w:tblPrEx>
-          <w:tblCellMar>
-            <w:top w:w="0" w:type="dxa"/>
-            <w:bottom w:w="0" w:type="dxa"/>
-          </w:tblCellMar>
-        </w:tblPrEx>
         <w:tc>
           <w:tcPr>
             <w:tcW w:w="2065" w:type="dxa"/>
@@ -21391,12 +20552,6 @@
         </w:tc>
       </w:tr>
       <w:tr>
-        <w:tblPrEx>
-          <w:tblCellMar>
-            <w:top w:w="0" w:type="dxa"/>
-            <w:bottom w:w="0" w:type="dxa"/>
-          </w:tblCellMar>
-        </w:tblPrEx>
         <w:tc>
           <w:tcPr>
             <w:tcW w:w="2065" w:type="dxa"/>
@@ -21583,12 +20738,6 @@
         </w:tc>
       </w:tr>
       <w:tr>
-        <w:tblPrEx>
-          <w:tblCellMar>
-            <w:top w:w="0" w:type="dxa"/>
-            <w:bottom w:w="0" w:type="dxa"/>
-          </w:tblCellMar>
-        </w:tblPrEx>
         <w:tc>
           <w:tcPr>
             <w:tcW w:w="14760" w:type="dxa"/>
@@ -21663,12 +20812,6 @@
         <w:gridCol w:w="4775"/>
       </w:tblGrid>
       <w:tr>
-        <w:tblPrEx>
-          <w:tblCellMar>
-            <w:top w:w="0" w:type="dxa"/>
-            <w:bottom w:w="0" w:type="dxa"/>
-          </w:tblCellMar>
-        </w:tblPrEx>
         <w:tc>
           <w:tcPr>
             <w:tcW w:w="14760" w:type="dxa"/>
@@ -21748,12 +20891,6 @@
         </w:tc>
       </w:tr>
       <w:tr>
-        <w:tblPrEx>
-          <w:tblCellMar>
-            <w:top w:w="0" w:type="dxa"/>
-            <w:bottom w:w="0" w:type="dxa"/>
-          </w:tblCellMar>
-        </w:tblPrEx>
         <w:trPr>
           <w:tblHeader/>
         </w:trPr>
@@ -21957,12 +21094,6 @@
         </w:tc>
       </w:tr>
       <w:tr>
-        <w:tblPrEx>
-          <w:tblCellMar>
-            <w:top w:w="0" w:type="dxa"/>
-            <w:bottom w:w="0" w:type="dxa"/>
-          </w:tblCellMar>
-        </w:tblPrEx>
         <w:tc>
           <w:tcPr>
             <w:tcW w:w="2245" w:type="dxa"/>
@@ -22139,12 +21270,6 @@
         </w:tc>
       </w:tr>
       <w:tr>
-        <w:tblPrEx>
-          <w:tblCellMar>
-            <w:top w:w="0" w:type="dxa"/>
-            <w:bottom w:w="0" w:type="dxa"/>
-          </w:tblCellMar>
-        </w:tblPrEx>
         <w:tc>
           <w:tcPr>
             <w:tcW w:w="2245" w:type="dxa"/>
@@ -22321,12 +21446,6 @@
         </w:tc>
       </w:tr>
       <w:tr>
-        <w:tblPrEx>
-          <w:tblCellMar>
-            <w:top w:w="0" w:type="dxa"/>
-            <w:bottom w:w="0" w:type="dxa"/>
-          </w:tblCellMar>
-        </w:tblPrEx>
         <w:tc>
           <w:tcPr>
             <w:tcW w:w="2245" w:type="dxa"/>
@@ -22503,12 +21622,6 @@
         </w:tc>
       </w:tr>
       <w:tr>
-        <w:tblPrEx>
-          <w:tblCellMar>
-            <w:top w:w="0" w:type="dxa"/>
-            <w:bottom w:w="0" w:type="dxa"/>
-          </w:tblCellMar>
-        </w:tblPrEx>
         <w:tc>
           <w:tcPr>
             <w:tcW w:w="2245" w:type="dxa"/>
@@ -22703,12 +21816,6 @@
         </w:tc>
       </w:tr>
       <w:tr>
-        <w:tblPrEx>
-          <w:tblCellMar>
-            <w:top w:w="0" w:type="dxa"/>
-            <w:bottom w:w="0" w:type="dxa"/>
-          </w:tblCellMar>
-        </w:tblPrEx>
         <w:tc>
           <w:tcPr>
             <w:tcW w:w="2245" w:type="dxa"/>
@@ -22885,12 +21992,6 @@
         </w:tc>
       </w:tr>
       <w:tr>
-        <w:tblPrEx>
-          <w:tblCellMar>
-            <w:top w:w="0" w:type="dxa"/>
-            <w:bottom w:w="0" w:type="dxa"/>
-          </w:tblCellMar>
-        </w:tblPrEx>
         <w:tc>
           <w:tcPr>
             <w:tcW w:w="14760" w:type="dxa"/>
@@ -22993,12 +22094,6 @@
         <w:gridCol w:w="2557"/>
       </w:tblGrid>
       <w:tr>
-        <w:tblPrEx>
-          <w:tblCellMar>
-            <w:top w:w="0" w:type="dxa"/>
-            <w:bottom w:w="0" w:type="dxa"/>
-          </w:tblCellMar>
-        </w:tblPrEx>
         <w:tc>
           <w:tcPr>
             <w:tcW w:w="14760" w:type="dxa"/>
@@ -23028,6 +22123,7 @@
                 <w:sz w:val="18"/>
                 <w:szCs w:val="18"/>
               </w:rPr>
+              <w:lastRenderedPageBreak/>
               <w:t xml:space="preserve">14 SPONSOR COMMITMENT </w:t>
             </w:r>
             <w:r>
@@ -23056,12 +22152,6 @@
         </w:tc>
       </w:tr>
       <w:tr>
-        <w:tblPrEx>
-          <w:tblCellMar>
-            <w:top w:w="0" w:type="dxa"/>
-            <w:bottom w:w="0" w:type="dxa"/>
-          </w:tblCellMar>
-        </w:tblPrEx>
         <w:trPr>
           <w:tblHeader/>
         </w:trPr>
@@ -23245,12 +22335,6 @@
         </w:tc>
       </w:tr>
       <w:tr>
-        <w:tblPrEx>
-          <w:tblCellMar>
-            <w:top w:w="0" w:type="dxa"/>
-            <w:bottom w:w="0" w:type="dxa"/>
-          </w:tblCellMar>
-        </w:tblPrEx>
         <w:tc>
           <w:tcPr>
             <w:tcW w:w="3325" w:type="dxa"/>
@@ -23398,12 +22482,6 @@
         </w:tc>
       </w:tr>
       <w:tr>
-        <w:tblPrEx>
-          <w:tblCellMar>
-            <w:top w:w="0" w:type="dxa"/>
-            <w:bottom w:w="0" w:type="dxa"/>
-          </w:tblCellMar>
-        </w:tblPrEx>
         <w:tc>
           <w:tcPr>
             <w:tcW w:w="3325" w:type="dxa"/>
@@ -23551,12 +22629,6 @@
         </w:tc>
       </w:tr>
       <w:tr>
-        <w:tblPrEx>
-          <w:tblCellMar>
-            <w:top w:w="0" w:type="dxa"/>
-            <w:bottom w:w="0" w:type="dxa"/>
-          </w:tblCellMar>
-        </w:tblPrEx>
         <w:tc>
           <w:tcPr>
             <w:tcW w:w="3325" w:type="dxa"/>
@@ -23704,12 +22776,6 @@
         </w:tc>
       </w:tr>
       <w:tr>
-        <w:tblPrEx>
-          <w:tblCellMar>
-            <w:top w:w="0" w:type="dxa"/>
-            <w:bottom w:w="0" w:type="dxa"/>
-          </w:tblCellMar>
-        </w:tblPrEx>
         <w:tc>
           <w:tcPr>
             <w:tcW w:w="3325" w:type="dxa"/>
@@ -23875,12 +22941,6 @@
         </w:tc>
       </w:tr>
       <w:tr>
-        <w:tblPrEx>
-          <w:tblCellMar>
-            <w:top w:w="0" w:type="dxa"/>
-            <w:bottom w:w="0" w:type="dxa"/>
-          </w:tblCellMar>
-        </w:tblPrEx>
         <w:tc>
           <w:tcPr>
             <w:tcW w:w="3325" w:type="dxa"/>
@@ -24028,12 +23088,6 @@
         </w:tc>
       </w:tr>
       <w:tr>
-        <w:tblPrEx>
-          <w:tblCellMar>
-            <w:top w:w="0" w:type="dxa"/>
-            <w:bottom w:w="0" w:type="dxa"/>
-          </w:tblCellMar>
-        </w:tblPrEx>
         <w:tc>
           <w:tcPr>
             <w:tcW w:w="14760" w:type="dxa"/>
@@ -24107,12 +23161,6 @@
         <w:gridCol w:w="3425"/>
       </w:tblGrid>
       <w:tr>
-        <w:tblPrEx>
-          <w:tblCellMar>
-            <w:top w:w="0" w:type="dxa"/>
-            <w:bottom w:w="0" w:type="dxa"/>
-          </w:tblCellMar>
-        </w:tblPrEx>
         <w:tc>
           <w:tcPr>
             <w:tcW w:w="14760" w:type="dxa"/>
@@ -24142,29 +23190,12 @@
                 <w:sz w:val="18"/>
                 <w:szCs w:val="18"/>
               </w:rPr>
-              <w:t xml:space="preserve">15 </w:t>
-            </w:r>
-            <w:r>
-              <w:rPr>
-                <w:rFonts w:ascii="Cambria" w:hAnsi="Cambria"/>
-                <w:b/>
-                <w:bCs/>
-                <w:color w:val="FFFFFF"/>
-                <w:sz w:val="18"/>
-                <w:szCs w:val="18"/>
-              </w:rPr>
-              <w:t>PROJECT CLOSURE CRITERIA</w:t>
+              <w:t>15 PROJECT CLOSURE CRITERIA</w:t>
             </w:r>
           </w:p>
         </w:tc>
       </w:tr>
       <w:tr>
-        <w:tblPrEx>
-          <w:tblCellMar>
-            <w:top w:w="0" w:type="dxa"/>
-            <w:bottom w:w="0" w:type="dxa"/>
-          </w:tblCellMar>
-        </w:tblPrEx>
         <w:trPr>
           <w:tblHeader/>
         </w:trPr>
@@ -24335,12 +23366,6 @@
         </w:tc>
       </w:tr>
       <w:tr>
-        <w:tblPrEx>
-          <w:tblCellMar>
-            <w:top w:w="0" w:type="dxa"/>
-            <w:bottom w:w="0" w:type="dxa"/>
-          </w:tblCellMar>
-        </w:tblPrEx>
         <w:tc>
           <w:tcPr>
             <w:tcW w:w="2605" w:type="dxa"/>
@@ -24508,12 +23533,6 @@
         </w:tc>
       </w:tr>
       <w:tr>
-        <w:tblPrEx>
-          <w:tblCellMar>
-            <w:top w:w="0" w:type="dxa"/>
-            <w:bottom w:w="0" w:type="dxa"/>
-          </w:tblCellMar>
-        </w:tblPrEx>
         <w:tc>
           <w:tcPr>
             <w:tcW w:w="2605" w:type="dxa"/>
@@ -24670,12 +23689,6 @@
         </w:tc>
       </w:tr>
       <w:tr>
-        <w:tblPrEx>
-          <w:tblCellMar>
-            <w:top w:w="0" w:type="dxa"/>
-            <w:bottom w:w="0" w:type="dxa"/>
-          </w:tblCellMar>
-        </w:tblPrEx>
         <w:tc>
           <w:tcPr>
             <w:tcW w:w="2605" w:type="dxa"/>
@@ -24823,12 +23836,6 @@
         </w:tc>
       </w:tr>
       <w:tr>
-        <w:tblPrEx>
-          <w:tblCellMar>
-            <w:top w:w="0" w:type="dxa"/>
-            <w:bottom w:w="0" w:type="dxa"/>
-          </w:tblCellMar>
-        </w:tblPrEx>
         <w:tc>
           <w:tcPr>
             <w:tcW w:w="2605" w:type="dxa"/>
@@ -24976,12 +23983,6 @@
         </w:tc>
       </w:tr>
       <w:tr>
-        <w:tblPrEx>
-          <w:tblCellMar>
-            <w:top w:w="0" w:type="dxa"/>
-            <w:bottom w:w="0" w:type="dxa"/>
-          </w:tblCellMar>
-        </w:tblPrEx>
         <w:tc>
           <w:tcPr>
             <w:tcW w:w="2605" w:type="dxa"/>
@@ -25129,12 +24130,6 @@
         </w:tc>
       </w:tr>
       <w:tr>
-        <w:tblPrEx>
-          <w:tblCellMar>
-            <w:top w:w="0" w:type="dxa"/>
-            <w:bottom w:w="0" w:type="dxa"/>
-          </w:tblCellMar>
-        </w:tblPrEx>
         <w:tc>
           <w:tcPr>
             <w:tcW w:w="2605" w:type="dxa"/>
@@ -25161,7 +24156,6 @@
                 <w:sz w:val="16"/>
                 <w:szCs w:val="16"/>
               </w:rPr>
-              <w:lastRenderedPageBreak/>
               <w:t>Benefits baseline captured</w:t>
             </w:r>
           </w:p>
@@ -25288,12 +24282,6 @@
         </w:tc>
       </w:tr>
       <w:tr>
-        <w:tblPrEx>
-          <w:tblCellMar>
-            <w:top w:w="0" w:type="dxa"/>
-            <w:bottom w:w="0" w:type="dxa"/>
-          </w:tblCellMar>
-        </w:tblPrEx>
         <w:tc>
           <w:tcPr>
             <w:tcW w:w="2605" w:type="dxa"/>
@@ -25466,12 +24454,6 @@
         </w:tc>
       </w:tr>
       <w:tr>
-        <w:tblPrEx>
-          <w:tblCellMar>
-            <w:top w:w="0" w:type="dxa"/>
-            <w:bottom w:w="0" w:type="dxa"/>
-          </w:tblCellMar>
-        </w:tblPrEx>
         <w:tc>
           <w:tcPr>
             <w:tcW w:w="2605" w:type="dxa"/>
@@ -25624,12 +24606,6 @@
         </w:tc>
       </w:tr>
       <w:tr>
-        <w:tblPrEx>
-          <w:tblCellMar>
-            <w:top w:w="0" w:type="dxa"/>
-            <w:bottom w:w="0" w:type="dxa"/>
-          </w:tblCellMar>
-        </w:tblPrEx>
         <w:tc>
           <w:tcPr>
             <w:tcW w:w="14760" w:type="dxa"/>
@@ -25703,12 +24679,6 @@
         <w:gridCol w:w="5135"/>
       </w:tblGrid>
       <w:tr>
-        <w:tblPrEx>
-          <w:tblCellMar>
-            <w:top w:w="0" w:type="dxa"/>
-            <w:bottom w:w="0" w:type="dxa"/>
-          </w:tblCellMar>
-        </w:tblPrEx>
         <w:tc>
           <w:tcPr>
             <w:tcW w:w="14760" w:type="dxa"/>
@@ -25744,29 +24714,12 @@
                 <w:sz w:val="18"/>
                 <w:szCs w:val="18"/>
               </w:rPr>
-              <w:t>16</w:t>
-            </w:r>
-            <w:r>
-              <w:rPr>
-                <w:rFonts w:ascii="Cambria" w:hAnsi="Cambria"/>
-                <w:b/>
-                <w:bCs/>
-                <w:color w:val="FFFFFF"/>
-                <w:sz w:val="18"/>
-                <w:szCs w:val="18"/>
-              </w:rPr>
-              <w:t xml:space="preserve"> DELIVERY OPERATING MODEL</w:t>
+              <w:t>16 DELIVERY OPERATING MODEL</w:t>
             </w:r>
           </w:p>
         </w:tc>
       </w:tr>
       <w:tr>
-        <w:tblPrEx>
-          <w:tblCellMar>
-            <w:top w:w="0" w:type="dxa"/>
-            <w:bottom w:w="0" w:type="dxa"/>
-          </w:tblCellMar>
-        </w:tblPrEx>
         <w:trPr>
           <w:tblHeader/>
         </w:trPr>
@@ -25967,12 +24920,6 @@
         </w:tc>
       </w:tr>
       <w:tr>
-        <w:tblPrEx>
-          <w:tblCellMar>
-            <w:top w:w="0" w:type="dxa"/>
-            <w:bottom w:w="0" w:type="dxa"/>
-          </w:tblCellMar>
-        </w:tblPrEx>
         <w:tc>
           <w:tcPr>
             <w:tcW w:w="1705" w:type="dxa"/>
@@ -26135,12 +25082,6 @@
         </w:tc>
       </w:tr>
       <w:tr>
-        <w:tblPrEx>
-          <w:tblCellMar>
-            <w:top w:w="0" w:type="dxa"/>
-            <w:bottom w:w="0" w:type="dxa"/>
-          </w:tblCellMar>
-        </w:tblPrEx>
         <w:tc>
           <w:tcPr>
             <w:tcW w:w="1705" w:type="dxa"/>
@@ -26288,12 +25229,6 @@
         </w:tc>
       </w:tr>
       <w:tr>
-        <w:tblPrEx>
-          <w:tblCellMar>
-            <w:top w:w="0" w:type="dxa"/>
-            <w:bottom w:w="0" w:type="dxa"/>
-          </w:tblCellMar>
-        </w:tblPrEx>
         <w:tc>
           <w:tcPr>
             <w:tcW w:w="1705" w:type="dxa"/>
@@ -26441,12 +25376,6 @@
         </w:tc>
       </w:tr>
       <w:tr>
-        <w:tblPrEx>
-          <w:tblCellMar>
-            <w:top w:w="0" w:type="dxa"/>
-            <w:bottom w:w="0" w:type="dxa"/>
-          </w:tblCellMar>
-        </w:tblPrEx>
         <w:tc>
           <w:tcPr>
             <w:tcW w:w="1705" w:type="dxa"/>
@@ -26472,6 +25401,7 @@
                 <w:sz w:val="16"/>
                 <w:szCs w:val="16"/>
               </w:rPr>
+              <w:lastRenderedPageBreak/>
               <w:t>Definition of Ready</w:t>
             </w:r>
           </w:p>
@@ -26594,12 +25524,6 @@
         </w:tc>
       </w:tr>
       <w:tr>
-        <w:tblPrEx>
-          <w:tblCellMar>
-            <w:top w:w="0" w:type="dxa"/>
-            <w:bottom w:w="0" w:type="dxa"/>
-          </w:tblCellMar>
-        </w:tblPrEx>
         <w:tc>
           <w:tcPr>
             <w:tcW w:w="1705" w:type="dxa"/>
@@ -26747,12 +25671,6 @@
         </w:tc>
       </w:tr>
       <w:tr>
-        <w:tblPrEx>
-          <w:tblCellMar>
-            <w:top w:w="0" w:type="dxa"/>
-            <w:bottom w:w="0" w:type="dxa"/>
-          </w:tblCellMar>
-        </w:tblPrEx>
         <w:tc>
           <w:tcPr>
             <w:tcW w:w="1705" w:type="dxa"/>
@@ -26902,12 +25820,6 @@
         </w:tc>
       </w:tr>
       <w:tr>
-        <w:tblPrEx>
-          <w:tblCellMar>
-            <w:top w:w="0" w:type="dxa"/>
-            <w:bottom w:w="0" w:type="dxa"/>
-          </w:tblCellMar>
-        </w:tblPrEx>
         <w:tc>
           <w:tcPr>
             <w:tcW w:w="14760" w:type="dxa"/>
@@ -27009,12 +25921,6 @@
         <w:gridCol w:w="6560"/>
       </w:tblGrid>
       <w:tr>
-        <w:tblPrEx>
-          <w:tblCellMar>
-            <w:top w:w="0" w:type="dxa"/>
-            <w:bottom w:w="0" w:type="dxa"/>
-          </w:tblCellMar>
-        </w:tblPrEx>
         <w:tc>
           <w:tcPr>
             <w:tcW w:w="14760" w:type="dxa"/>
@@ -27047,40 +25953,12 @@
                 <w:sz w:val="18"/>
                 <w:szCs w:val="18"/>
               </w:rPr>
-              <w:t>1</w:t>
-            </w:r>
-            <w:r>
-              <w:rPr>
-                <w:rFonts w:ascii="Cambria" w:hAnsi="Cambria"/>
-                <w:b/>
-                <w:bCs/>
-                <w:color w:val="FFFFFF"/>
-                <w:sz w:val="18"/>
-                <w:szCs w:val="18"/>
-              </w:rPr>
-              <w:t>7</w:t>
-            </w:r>
-            <w:r>
-              <w:rPr>
-                <w:rFonts w:ascii="Cambria" w:hAnsi="Cambria"/>
-                <w:b/>
-                <w:bCs/>
-                <w:color w:val="FFFFFF"/>
-                <w:sz w:val="18"/>
-                <w:szCs w:val="18"/>
-              </w:rPr>
-              <w:t>A VERSION HISTORY &amp; CHANGE LOG</w:t>
+              <w:t>17A VERSION HISTORY &amp; CHANGE LOG</w:t>
             </w:r>
           </w:p>
         </w:tc>
       </w:tr>
       <w:tr>
-        <w:tblPrEx>
-          <w:tblCellMar>
-            <w:top w:w="0" w:type="dxa"/>
-            <w:bottom w:w="0" w:type="dxa"/>
-          </w:tblCellMar>
-        </w:tblPrEx>
         <w:trPr>
           <w:tblHeader/>
         </w:trPr>
@@ -27251,12 +26129,6 @@
         </w:tc>
       </w:tr>
       <w:tr>
-        <w:tblPrEx>
-          <w:tblCellMar>
-            <w:top w:w="0" w:type="dxa"/>
-            <w:bottom w:w="0" w:type="dxa"/>
-          </w:tblCellMar>
-        </w:tblPrEx>
         <w:tc>
           <w:tcPr>
             <w:tcW w:w="1400" w:type="dxa"/>
@@ -27404,12 +26276,6 @@
         </w:tc>
       </w:tr>
       <w:tr>
-        <w:tblPrEx>
-          <w:tblCellMar>
-            <w:top w:w="0" w:type="dxa"/>
-            <w:bottom w:w="0" w:type="dxa"/>
-          </w:tblCellMar>
-        </w:tblPrEx>
         <w:tc>
           <w:tcPr>
             <w:tcW w:w="1400" w:type="dxa"/>
@@ -27557,12 +26423,6 @@
         </w:tc>
       </w:tr>
       <w:tr>
-        <w:tblPrEx>
-          <w:tblCellMar>
-            <w:top w:w="0" w:type="dxa"/>
-            <w:bottom w:w="0" w:type="dxa"/>
-          </w:tblCellMar>
-        </w:tblPrEx>
         <w:tc>
           <w:tcPr>
             <w:tcW w:w="1400" w:type="dxa"/>
@@ -27710,12 +26570,6 @@
         </w:tc>
       </w:tr>
       <w:tr>
-        <w:tblPrEx>
-          <w:tblCellMar>
-            <w:top w:w="0" w:type="dxa"/>
-            <w:bottom w:w="0" w:type="dxa"/>
-          </w:tblCellMar>
-        </w:tblPrEx>
         <w:tc>
           <w:tcPr>
             <w:tcW w:w="1400" w:type="dxa"/>
@@ -27878,12 +26732,6 @@
         </w:tc>
       </w:tr>
       <w:tr>
-        <w:tblPrEx>
-          <w:tblCellMar>
-            <w:top w:w="0" w:type="dxa"/>
-            <w:bottom w:w="0" w:type="dxa"/>
-          </w:tblCellMar>
-        </w:tblPrEx>
         <w:tc>
           <w:tcPr>
             <w:tcW w:w="1400" w:type="dxa"/>
@@ -28076,12 +26924,6 @@
         <w:gridCol w:w="5360"/>
       </w:tblGrid>
       <w:tr>
-        <w:tblPrEx>
-          <w:tblCellMar>
-            <w:top w:w="0" w:type="dxa"/>
-            <w:bottom w:w="0" w:type="dxa"/>
-          </w:tblCellMar>
-        </w:tblPrEx>
         <w:tc>
           <w:tcPr>
             <w:tcW w:w="14760" w:type="dxa"/>
@@ -28133,29 +26975,12 @@
                 <w:sz w:val="18"/>
                 <w:szCs w:val="18"/>
               </w:rPr>
-              <w:t xml:space="preserve"> </w:t>
-            </w:r>
-            <w:r>
-              <w:rPr>
-                <w:rFonts w:ascii="Cambria" w:hAnsi="Cambria"/>
-                <w:b/>
-                <w:bCs/>
-                <w:color w:val="FFFFFF"/>
-                <w:sz w:val="18"/>
-                <w:szCs w:val="18"/>
-              </w:rPr>
-              <w:t>DOCUMENT ACCESS, AUTHORITY &amp; DISTRIBUTION</w:t>
+              <w:t xml:space="preserve"> DOCUMENT ACCESS, AUTHORITY &amp; DISTRIBUTION</w:t>
             </w:r>
           </w:p>
         </w:tc>
       </w:tr>
       <w:tr>
-        <w:tblPrEx>
-          <w:tblCellMar>
-            <w:top w:w="0" w:type="dxa"/>
-            <w:bottom w:w="0" w:type="dxa"/>
-          </w:tblCellMar>
-        </w:tblPrEx>
         <w:trPr>
           <w:tblHeader/>
         </w:trPr>
@@ -28326,12 +27151,6 @@
         </w:tc>
       </w:tr>
       <w:tr>
-        <w:tblPrEx>
-          <w:tblCellMar>
-            <w:top w:w="0" w:type="dxa"/>
-            <w:bottom w:w="0" w:type="dxa"/>
-          </w:tblCellMar>
-        </w:tblPrEx>
         <w:tc>
           <w:tcPr>
             <w:tcW w:w="2065" w:type="dxa"/>
@@ -28484,12 +27303,6 @@
         </w:tc>
       </w:tr>
       <w:tr>
-        <w:tblPrEx>
-          <w:tblCellMar>
-            <w:top w:w="0" w:type="dxa"/>
-            <w:bottom w:w="0" w:type="dxa"/>
-          </w:tblCellMar>
-        </w:tblPrEx>
         <w:tc>
           <w:tcPr>
             <w:tcW w:w="2065" w:type="dxa"/>
@@ -28642,12 +27455,6 @@
         </w:tc>
       </w:tr>
       <w:tr>
-        <w:tblPrEx>
-          <w:tblCellMar>
-            <w:top w:w="0" w:type="dxa"/>
-            <w:bottom w:w="0" w:type="dxa"/>
-          </w:tblCellMar>
-        </w:tblPrEx>
         <w:tc>
           <w:tcPr>
             <w:tcW w:w="2065" w:type="dxa"/>
@@ -28675,7 +27482,6 @@
                 <w:sz w:val="16"/>
                 <w:szCs w:val="16"/>
               </w:rPr>
-              <w:lastRenderedPageBreak/>
               <w:t>Client / Design Lead</w:t>
             </w:r>
           </w:p>
@@ -28801,12 +27607,6 @@
         </w:tc>
       </w:tr>
       <w:tr>
-        <w:tblPrEx>
-          <w:tblCellMar>
-            <w:top w:w="0" w:type="dxa"/>
-            <w:bottom w:w="0" w:type="dxa"/>
-          </w:tblCellMar>
-        </w:tblPrEx>
         <w:tc>
           <w:tcPr>
             <w:tcW w:w="2065" w:type="dxa"/>
@@ -28959,12 +27759,6 @@
         </w:tc>
       </w:tr>
       <w:tr>
-        <w:tblPrEx>
-          <w:tblCellMar>
-            <w:top w:w="0" w:type="dxa"/>
-            <w:bottom w:w="0" w:type="dxa"/>
-          </w:tblCellMar>
-        </w:tblPrEx>
         <w:tc>
           <w:tcPr>
             <w:tcW w:w="2065" w:type="dxa"/>
@@ -29117,12 +27911,6 @@
         </w:tc>
       </w:tr>
       <w:tr>
-        <w:tblPrEx>
-          <w:tblCellMar>
-            <w:top w:w="0" w:type="dxa"/>
-            <w:bottom w:w="0" w:type="dxa"/>
-          </w:tblCellMar>
-        </w:tblPrEx>
         <w:tc>
           <w:tcPr>
             <w:tcW w:w="2065" w:type="dxa"/>
@@ -29277,12 +28065,6 @@
         </w:tc>
       </w:tr>
       <w:tr>
-        <w:tblPrEx>
-          <w:tblCellMar>
-            <w:top w:w="0" w:type="dxa"/>
-            <w:bottom w:w="0" w:type="dxa"/>
-          </w:tblCellMar>
-        </w:tblPrEx>
         <w:tc>
           <w:tcPr>
             <w:tcW w:w="2065" w:type="dxa"/>
@@ -29469,12 +28251,6 @@
         <w:gridCol w:w="5225"/>
       </w:tblGrid>
       <w:tr>
-        <w:tblPrEx>
-          <w:tblCellMar>
-            <w:top w:w="0" w:type="dxa"/>
-            <w:bottom w:w="0" w:type="dxa"/>
-          </w:tblCellMar>
-        </w:tblPrEx>
         <w:tc>
           <w:tcPr>
             <w:tcW w:w="14760" w:type="dxa"/>
@@ -29543,12 +28319,6 @@
         </w:tc>
       </w:tr>
       <w:tr>
-        <w:tblPrEx>
-          <w:tblCellMar>
-            <w:top w:w="0" w:type="dxa"/>
-            <w:bottom w:w="0" w:type="dxa"/>
-          </w:tblCellMar>
-        </w:tblPrEx>
         <w:trPr>
           <w:tblHeader/>
         </w:trPr>
@@ -29697,12 +28467,6 @@
         </w:tc>
       </w:tr>
       <w:tr>
-        <w:tblPrEx>
-          <w:tblCellMar>
-            <w:top w:w="0" w:type="dxa"/>
-            <w:bottom w:w="0" w:type="dxa"/>
-          </w:tblCellMar>
-        </w:tblPrEx>
         <w:tc>
           <w:tcPr>
             <w:tcW w:w="2335" w:type="dxa"/>
@@ -29821,12 +28585,6 @@
         </w:tc>
       </w:tr>
       <w:tr>
-        <w:tblPrEx>
-          <w:tblCellMar>
-            <w:top w:w="0" w:type="dxa"/>
-            <w:bottom w:w="0" w:type="dxa"/>
-          </w:tblCellMar>
-        </w:tblPrEx>
         <w:tc>
           <w:tcPr>
             <w:tcW w:w="2335" w:type="dxa"/>
@@ -29965,12 +28723,6 @@
         </w:tc>
       </w:tr>
       <w:tr>
-        <w:tblPrEx>
-          <w:tblCellMar>
-            <w:top w:w="0" w:type="dxa"/>
-            <w:bottom w:w="0" w:type="dxa"/>
-          </w:tblCellMar>
-        </w:tblPrEx>
         <w:tc>
           <w:tcPr>
             <w:tcW w:w="2335" w:type="dxa"/>
@@ -30093,12 +28845,6 @@
         </w:tc>
       </w:tr>
       <w:tr>
-        <w:tblPrEx>
-          <w:tblCellMar>
-            <w:top w:w="0" w:type="dxa"/>
-            <w:bottom w:w="0" w:type="dxa"/>
-          </w:tblCellMar>
-        </w:tblPrEx>
         <w:tc>
           <w:tcPr>
             <w:tcW w:w="2335" w:type="dxa"/>
@@ -30217,12 +28963,6 @@
         </w:tc>
       </w:tr>
       <w:tr>
-        <w:tblPrEx>
-          <w:tblCellMar>
-            <w:top w:w="0" w:type="dxa"/>
-            <w:bottom w:w="0" w:type="dxa"/>
-          </w:tblCellMar>
-        </w:tblPrEx>
         <w:tc>
           <w:tcPr>
             <w:tcW w:w="2335" w:type="dxa"/>
@@ -30248,6 +28988,7 @@
                 <w:sz w:val="16"/>
                 <w:szCs w:val="16"/>
               </w:rPr>
+              <w:lastRenderedPageBreak/>
               <w:t>Change trigger for new version</w:t>
             </w:r>
           </w:p>
@@ -30343,12 +29084,6 @@
         </w:tc>
       </w:tr>
       <w:tr>
-        <w:tblPrEx>
-          <w:tblCellMar>
-            <w:top w:w="0" w:type="dxa"/>
-            <w:bottom w:w="0" w:type="dxa"/>
-          </w:tblCellMar>
-        </w:tblPrEx>
         <w:tc>
           <w:tcPr>
             <w:tcW w:w="2335" w:type="dxa"/>
@@ -30467,12 +29202,6 @@
         </w:tc>
       </w:tr>
       <w:tr>
-        <w:tblPrEx>
-          <w:tblCellMar>
-            <w:top w:w="0" w:type="dxa"/>
-            <w:bottom w:w="0" w:type="dxa"/>
-          </w:tblCellMar>
-        </w:tblPrEx>
         <w:tc>
           <w:tcPr>
             <w:tcW w:w="14760" w:type="dxa"/>
@@ -30545,12 +29274,6 @@
         <w:gridCol w:w="4865"/>
       </w:tblGrid>
       <w:tr>
-        <w:tblPrEx>
-          <w:tblCellMar>
-            <w:top w:w="0" w:type="dxa"/>
-            <w:bottom w:w="0" w:type="dxa"/>
-          </w:tblCellMar>
-        </w:tblPrEx>
         <w:tc>
           <w:tcPr>
             <w:tcW w:w="14760" w:type="dxa"/>
@@ -30580,40 +29303,12 @@
                 <w:sz w:val="18"/>
                 <w:szCs w:val="18"/>
               </w:rPr>
-              <w:t>1</w:t>
-            </w:r>
-            <w:r>
-              <w:rPr>
-                <w:rFonts w:ascii="Cambria" w:hAnsi="Cambria"/>
-                <w:b/>
-                <w:bCs/>
-                <w:color w:val="FFFFFF"/>
-                <w:sz w:val="18"/>
-                <w:szCs w:val="18"/>
-              </w:rPr>
-              <w:t>8A</w:t>
-            </w:r>
-            <w:r>
-              <w:rPr>
-                <w:rFonts w:ascii="Cambria" w:hAnsi="Cambria"/>
-                <w:b/>
-                <w:bCs/>
-                <w:color w:val="FFFFFF"/>
-                <w:sz w:val="18"/>
-                <w:szCs w:val="18"/>
-              </w:rPr>
-              <w:t xml:space="preserve"> INFORMATION SECURITY CLASSIFICATION</w:t>
+              <w:t>18A INFORMATION SECURITY CLASSIFICATION</w:t>
             </w:r>
           </w:p>
         </w:tc>
       </w:tr>
       <w:tr>
-        <w:tblPrEx>
-          <w:tblCellMar>
-            <w:top w:w="0" w:type="dxa"/>
-            <w:bottom w:w="0" w:type="dxa"/>
-          </w:tblCellMar>
-        </w:tblPrEx>
         <w:trPr>
           <w:tblHeader/>
         </w:trPr>
@@ -30751,12 +29446,6 @@
         </w:tc>
       </w:tr>
       <w:tr>
-        <w:tblPrEx>
-          <w:tblCellMar>
-            <w:top w:w="0" w:type="dxa"/>
-            <w:bottom w:w="0" w:type="dxa"/>
-          </w:tblCellMar>
-        </w:tblPrEx>
         <w:tc>
           <w:tcPr>
             <w:tcW w:w="3235" w:type="dxa"/>
@@ -30901,12 +29590,6 @@
         </w:tc>
       </w:tr>
       <w:tr>
-        <w:tblPrEx>
-          <w:tblCellMar>
-            <w:top w:w="0" w:type="dxa"/>
-            <w:bottom w:w="0" w:type="dxa"/>
-          </w:tblCellMar>
-        </w:tblPrEx>
         <w:tc>
           <w:tcPr>
             <w:tcW w:w="3235" w:type="dxa"/>
@@ -31033,12 +29716,6 @@
         </w:tc>
       </w:tr>
       <w:tr>
-        <w:tblPrEx>
-          <w:tblCellMar>
-            <w:top w:w="0" w:type="dxa"/>
-            <w:bottom w:w="0" w:type="dxa"/>
-          </w:tblCellMar>
-        </w:tblPrEx>
         <w:tc>
           <w:tcPr>
             <w:tcW w:w="3235" w:type="dxa"/>
@@ -31161,12 +29838,6 @@
         </w:tc>
       </w:tr>
       <w:tr>
-        <w:tblPrEx>
-          <w:tblCellMar>
-            <w:top w:w="0" w:type="dxa"/>
-            <w:bottom w:w="0" w:type="dxa"/>
-          </w:tblCellMar>
-        </w:tblPrEx>
         <w:tc>
           <w:tcPr>
             <w:tcW w:w="3235" w:type="dxa"/>
@@ -31289,12 +29960,6 @@
         </w:tc>
       </w:tr>
       <w:tr>
-        <w:tblPrEx>
-          <w:tblCellMar>
-            <w:top w:w="0" w:type="dxa"/>
-            <w:bottom w:w="0" w:type="dxa"/>
-          </w:tblCellMar>
-        </w:tblPrEx>
         <w:tc>
           <w:tcPr>
             <w:tcW w:w="3235" w:type="dxa"/>
@@ -31439,12 +30104,6 @@
         </w:tc>
       </w:tr>
       <w:tr>
-        <w:tblPrEx>
-          <w:tblCellMar>
-            <w:top w:w="0" w:type="dxa"/>
-            <w:bottom w:w="0" w:type="dxa"/>
-          </w:tblCellMar>
-        </w:tblPrEx>
         <w:tc>
           <w:tcPr>
             <w:tcW w:w="3235" w:type="dxa"/>
@@ -31571,12 +30230,6 @@
         </w:tc>
       </w:tr>
       <w:tr>
-        <w:tblPrEx>
-          <w:tblCellMar>
-            <w:top w:w="0" w:type="dxa"/>
-            <w:bottom w:w="0" w:type="dxa"/>
-          </w:tblCellMar>
-        </w:tblPrEx>
         <w:tc>
           <w:tcPr>
             <w:tcW w:w="3235" w:type="dxa"/>
@@ -31703,12 +30356,6 @@
         </w:tc>
       </w:tr>
       <w:tr>
-        <w:tblPrEx>
-          <w:tblCellMar>
-            <w:top w:w="0" w:type="dxa"/>
-            <w:bottom w:w="0" w:type="dxa"/>
-          </w:tblCellMar>
-        </w:tblPrEx>
         <w:tc>
           <w:tcPr>
             <w:tcW w:w="3235" w:type="dxa"/>
@@ -31870,12 +30517,6 @@
         <w:gridCol w:w="5960"/>
       </w:tblGrid>
       <w:tr>
-        <w:tblPrEx>
-          <w:tblCellMar>
-            <w:top w:w="0" w:type="dxa"/>
-            <w:bottom w:w="0" w:type="dxa"/>
-          </w:tblCellMar>
-        </w:tblPrEx>
         <w:tc>
           <w:tcPr>
             <w:tcW w:w="14760" w:type="dxa"/>
@@ -31933,12 +30574,6 @@
         </w:tc>
       </w:tr>
       <w:tr>
-        <w:tblPrEx>
-          <w:tblCellMar>
-            <w:top w:w="0" w:type="dxa"/>
-            <w:bottom w:w="0" w:type="dxa"/>
-          </w:tblCellMar>
-        </w:tblPrEx>
         <w:trPr>
           <w:tblHeader/>
         </w:trPr>
@@ -31971,7 +30606,6 @@
                 <w:sz w:val="16"/>
                 <w:szCs w:val="16"/>
               </w:rPr>
-              <w:lastRenderedPageBreak/>
               <w:t>Review Gate</w:t>
             </w:r>
           </w:p>
@@ -32110,12 +30744,6 @@
         </w:tc>
       </w:tr>
       <w:tr>
-        <w:tblPrEx>
-          <w:tblCellMar>
-            <w:top w:w="0" w:type="dxa"/>
-            <w:bottom w:w="0" w:type="dxa"/>
-          </w:tblCellMar>
-        </w:tblPrEx>
         <w:tc>
           <w:tcPr>
             <w:tcW w:w="2515" w:type="dxa"/>
@@ -32267,12 +30895,6 @@
         </w:tc>
       </w:tr>
       <w:tr>
-        <w:tblPrEx>
-          <w:tblCellMar>
-            <w:top w:w="0" w:type="dxa"/>
-            <w:bottom w:w="0" w:type="dxa"/>
-          </w:tblCellMar>
-        </w:tblPrEx>
         <w:tc>
           <w:tcPr>
             <w:tcW w:w="2515" w:type="dxa"/>
@@ -32422,12 +31044,6 @@
         </w:tc>
       </w:tr>
       <w:tr>
-        <w:tblPrEx>
-          <w:tblCellMar>
-            <w:top w:w="0" w:type="dxa"/>
-            <w:bottom w:w="0" w:type="dxa"/>
-          </w:tblCellMar>
-        </w:tblPrEx>
         <w:tc>
           <w:tcPr>
             <w:tcW w:w="2515" w:type="dxa"/>
@@ -32577,12 +31193,6 @@
         </w:tc>
       </w:tr>
       <w:tr>
-        <w:tblPrEx>
-          <w:tblCellMar>
-            <w:top w:w="0" w:type="dxa"/>
-            <w:bottom w:w="0" w:type="dxa"/>
-          </w:tblCellMar>
-        </w:tblPrEx>
         <w:tc>
           <w:tcPr>
             <w:tcW w:w="2515" w:type="dxa"/>
@@ -32699,29 +31309,7 @@
                 <w:sz w:val="16"/>
                 <w:szCs w:val="16"/>
               </w:rPr>
-              <w:t xml:space="preserve">Completed by Aug 13 (2 days </w:t>
-            </w:r>
-            <w:r>
-              <w:rPr>
-                <w:rFonts w:ascii="Cambria" w:hAnsi="Cambria"/>
-                <w:b/>
-                <w:bCs/>
-                <w:color w:val="6B1A1A"/>
-                <w:sz w:val="16"/>
-                <w:szCs w:val="16"/>
-              </w:rPr>
-              <w:t>pre-go</w:t>
-            </w:r>
-            <w:r>
-              <w:rPr>
-                <w:rFonts w:ascii="Cambria" w:hAnsi="Cambria"/>
-                <w:b/>
-                <w:bCs/>
-                <w:color w:val="6B1A1A"/>
-                <w:sz w:val="16"/>
-                <w:szCs w:val="16"/>
-              </w:rPr>
-              <w:t>-live)</w:t>
+              <w:t>Completed by Aug 13 (2 days pre-go-live)</w:t>
             </w:r>
           </w:p>
         </w:tc>
@@ -32758,12 +31346,6 @@
         </w:tc>
       </w:tr>
       <w:tr>
-        <w:tblPrEx>
-          <w:tblCellMar>
-            <w:top w:w="0" w:type="dxa"/>
-            <w:bottom w:w="0" w:type="dxa"/>
-          </w:tblCellMar>
-        </w:tblPrEx>
         <w:tc>
           <w:tcPr>
             <w:tcW w:w="2515" w:type="dxa"/>
@@ -32913,12 +31495,6 @@
         </w:tc>
       </w:tr>
       <w:tr>
-        <w:tblPrEx>
-          <w:tblCellMar>
-            <w:top w:w="0" w:type="dxa"/>
-            <w:bottom w:w="0" w:type="dxa"/>
-          </w:tblCellMar>
-        </w:tblPrEx>
         <w:tc>
           <w:tcPr>
             <w:tcW w:w="2515" w:type="dxa"/>
@@ -33103,12 +31679,6 @@
         <w:gridCol w:w="4505"/>
       </w:tblGrid>
       <w:tr>
-        <w:tblPrEx>
-          <w:tblCellMar>
-            <w:top w:w="0" w:type="dxa"/>
-            <w:bottom w:w="0" w:type="dxa"/>
-          </w:tblCellMar>
-        </w:tblPrEx>
         <w:tc>
           <w:tcPr>
             <w:tcW w:w="14760" w:type="dxa"/>
@@ -33166,12 +31736,6 @@
         </w:tc>
       </w:tr>
       <w:tr>
-        <w:tblPrEx>
-          <w:tblCellMar>
-            <w:top w:w="0" w:type="dxa"/>
-            <w:bottom w:w="0" w:type="dxa"/>
-          </w:tblCellMar>
-        </w:tblPrEx>
         <w:trPr>
           <w:tblHeader/>
         </w:trPr>
@@ -33342,12 +31906,6 @@
         </w:tc>
       </w:tr>
       <w:tr>
-        <w:tblPrEx>
-          <w:tblCellMar>
-            <w:top w:w="0" w:type="dxa"/>
-            <w:bottom w:w="0" w:type="dxa"/>
-          </w:tblCellMar>
-        </w:tblPrEx>
         <w:tc>
           <w:tcPr>
             <w:tcW w:w="2600" w:type="dxa"/>
@@ -33533,12 +32091,6 @@
         </w:tc>
       </w:tr>
       <w:tr>
-        <w:tblPrEx>
-          <w:tblCellMar>
-            <w:top w:w="0" w:type="dxa"/>
-            <w:bottom w:w="0" w:type="dxa"/>
-          </w:tblCellMar>
-        </w:tblPrEx>
         <w:tc>
           <w:tcPr>
             <w:tcW w:w="2600" w:type="dxa"/>
@@ -33567,6 +32119,7 @@
                 <w:sz w:val="16"/>
                 <w:szCs w:val="16"/>
               </w:rPr>
+              <w:lastRenderedPageBreak/>
               <w:t xml:space="preserve">Security incident </w:t>
             </w:r>
             <w:r>
@@ -33737,12 +32290,6 @@
         </w:tc>
       </w:tr>
       <w:tr>
-        <w:tblPrEx>
-          <w:tblCellMar>
-            <w:top w:w="0" w:type="dxa"/>
-            <w:bottom w:w="0" w:type="dxa"/>
-          </w:tblCellMar>
-        </w:tblPrEx>
         <w:tc>
           <w:tcPr>
             <w:tcW w:w="2600" w:type="dxa"/>
@@ -33915,12 +32462,6 @@
         </w:tc>
       </w:tr>
       <w:tr>
-        <w:tblPrEx>
-          <w:tblCellMar>
-            <w:top w:w="0" w:type="dxa"/>
-            <w:bottom w:w="0" w:type="dxa"/>
-          </w:tblCellMar>
-        </w:tblPrEx>
         <w:tc>
           <w:tcPr>
             <w:tcW w:w="2600" w:type="dxa"/>
@@ -34095,12 +32636,6 @@
         </w:tc>
       </w:tr>
       <w:tr>
-        <w:tblPrEx>
-          <w:tblCellMar>
-            <w:top w:w="0" w:type="dxa"/>
-            <w:bottom w:w="0" w:type="dxa"/>
-          </w:tblCellMar>
-        </w:tblPrEx>
         <w:tc>
           <w:tcPr>
             <w:tcW w:w="2600" w:type="dxa"/>
@@ -34273,12 +32808,6 @@
         </w:tc>
       </w:tr>
       <w:tr>
-        <w:tblPrEx>
-          <w:tblCellMar>
-            <w:top w:w="0" w:type="dxa"/>
-            <w:bottom w:w="0" w:type="dxa"/>
-          </w:tblCellMar>
-        </w:tblPrEx>
         <w:tc>
           <w:tcPr>
             <w:tcW w:w="2600" w:type="dxa"/>
@@ -34451,12 +32980,6 @@
         </w:tc>
       </w:tr>
       <w:tr>
-        <w:tblPrEx>
-          <w:tblCellMar>
-            <w:top w:w="0" w:type="dxa"/>
-            <w:bottom w:w="0" w:type="dxa"/>
-          </w:tblCellMar>
-        </w:tblPrEx>
         <w:tc>
           <w:tcPr>
             <w:tcW w:w="2600" w:type="dxa"/>
@@ -34642,12 +33165,6 @@
         <w:gridCol w:w="3335"/>
       </w:tblGrid>
       <w:tr>
-        <w:tblPrEx>
-          <w:tblCellMar>
-            <w:top w:w="0" w:type="dxa"/>
-            <w:bottom w:w="0" w:type="dxa"/>
-          </w:tblCellMar>
-        </w:tblPrEx>
         <w:tc>
           <w:tcPr>
             <w:tcW w:w="14760" w:type="dxa"/>
@@ -34716,12 +33233,6 @@
         </w:tc>
       </w:tr>
       <w:tr>
-        <w:tblPrEx>
-          <w:tblCellMar>
-            <w:top w:w="0" w:type="dxa"/>
-            <w:bottom w:w="0" w:type="dxa"/>
-          </w:tblCellMar>
-        </w:tblPrEx>
         <w:trPr>
           <w:tblHeader/>
         </w:trPr>
@@ -34892,12 +33403,6 @@
         </w:tc>
       </w:tr>
       <w:tr>
-        <w:tblPrEx>
-          <w:tblCellMar>
-            <w:top w:w="0" w:type="dxa"/>
-            <w:bottom w:w="0" w:type="dxa"/>
-          </w:tblCellMar>
-        </w:tblPrEx>
         <w:tc>
           <w:tcPr>
             <w:tcW w:w="3145" w:type="dxa"/>
@@ -35051,12 +33556,6 @@
         </w:tc>
       </w:tr>
       <w:tr>
-        <w:tblPrEx>
-          <w:tblCellMar>
-            <w:top w:w="0" w:type="dxa"/>
-            <w:bottom w:w="0" w:type="dxa"/>
-          </w:tblCellMar>
-        </w:tblPrEx>
         <w:tc>
           <w:tcPr>
             <w:tcW w:w="3145" w:type="dxa"/>
@@ -35084,29 +33583,7 @@
                 <w:sz w:val="16"/>
                 <w:szCs w:val="16"/>
               </w:rPr>
-              <w:t xml:space="preserve">Data </w:t>
-            </w:r>
-            <w:r>
-              <w:rPr>
-                <w:rFonts w:ascii="Cambria" w:hAnsi="Cambria"/>
-                <w:b/>
-                <w:bCs/>
-                <w:color w:val="000000"/>
-                <w:sz w:val="16"/>
-                <w:szCs w:val="16"/>
-              </w:rPr>
-              <w:t>minimization</w:t>
-            </w:r>
-            <w:r>
-              <w:rPr>
-                <w:rFonts w:ascii="Cambria" w:hAnsi="Cambria"/>
-                <w:b/>
-                <w:bCs/>
-                <w:color w:val="000000"/>
-                <w:sz w:val="16"/>
-                <w:szCs w:val="16"/>
-              </w:rPr>
-              <w:t xml:space="preserve"> review</w:t>
+              <w:t>Data minimization review</w:t>
             </w:r>
           </w:p>
         </w:tc>
@@ -35237,12 +33714,6 @@
         </w:tc>
       </w:tr>
       <w:tr>
-        <w:tblPrEx>
-          <w:tblCellMar>
-            <w:top w:w="0" w:type="dxa"/>
-            <w:bottom w:w="0" w:type="dxa"/>
-          </w:tblCellMar>
-        </w:tblPrEx>
         <w:tc>
           <w:tcPr>
             <w:tcW w:w="3145" w:type="dxa"/>
@@ -35392,12 +33863,6 @@
         </w:tc>
       </w:tr>
       <w:tr>
-        <w:tblPrEx>
-          <w:tblCellMar>
-            <w:top w:w="0" w:type="dxa"/>
-            <w:bottom w:w="0" w:type="dxa"/>
-          </w:tblCellMar>
-        </w:tblPrEx>
         <w:tc>
           <w:tcPr>
             <w:tcW w:w="3145" w:type="dxa"/>
@@ -35547,12 +34012,6 @@
         </w:tc>
       </w:tr>
       <w:tr>
-        <w:tblPrEx>
-          <w:tblCellMar>
-            <w:top w:w="0" w:type="dxa"/>
-            <w:bottom w:w="0" w:type="dxa"/>
-          </w:tblCellMar>
-        </w:tblPrEx>
         <w:tc>
           <w:tcPr>
             <w:tcW w:w="3145" w:type="dxa"/>
@@ -35580,7 +34039,6 @@
                 <w:sz w:val="16"/>
                 <w:szCs w:val="16"/>
               </w:rPr>
-              <w:lastRenderedPageBreak/>
               <w:t>Third-party data sharing agreement (DPA)</w:t>
             </w:r>
           </w:p>
@@ -35707,12 +34165,6 @@
         </w:tc>
       </w:tr>
       <w:tr>
-        <w:tblPrEx>
-          <w:tblCellMar>
-            <w:top w:w="0" w:type="dxa"/>
-            <w:bottom w:w="0" w:type="dxa"/>
-          </w:tblCellMar>
-        </w:tblPrEx>
         <w:tc>
           <w:tcPr>
             <w:tcW w:w="3145" w:type="dxa"/>
@@ -35866,12 +34318,6 @@
         </w:tc>
       </w:tr>
       <w:tr>
-        <w:tblPrEx>
-          <w:tblCellMar>
-            <w:top w:w="0" w:type="dxa"/>
-            <w:bottom w:w="0" w:type="dxa"/>
-          </w:tblCellMar>
-        </w:tblPrEx>
         <w:tc>
           <w:tcPr>
             <w:tcW w:w="14760" w:type="dxa"/>
@@ -35906,33 +34352,7 @@
                 <w:sz w:val="14"/>
                 <w:szCs w:val="14"/>
               </w:rPr>
-              <w:t xml:space="preserve">Rule: No system goes live without InfoSec sign-off. Security SLA breaches are RAID risks. Data privacy obligations are legally binding </w:t>
-            </w:r>
-            <w:r>
-              <w:rPr>
-                <w:rFonts w:ascii="Cambria" w:hAnsi="Cambria"/>
-                <w:b/>
-                <w:bCs/>
-                <w:i/>
-                <w:iCs/>
-                <w:color w:val="1F4E79" w:themeColor="accent5" w:themeShade="80"/>
-                <w:sz w:val="14"/>
-                <w:szCs w:val="14"/>
-              </w:rPr>
-              <w:t>-</w:t>
-            </w:r>
-            <w:r>
-              <w:rPr>
-                <w:rFonts w:ascii="Cambria" w:hAnsi="Cambria"/>
-                <w:b/>
-                <w:bCs/>
-                <w:i/>
-                <w:iCs/>
-                <w:color w:val="1F4E79" w:themeColor="accent5" w:themeShade="80"/>
-                <w:sz w:val="14"/>
-                <w:szCs w:val="14"/>
-              </w:rPr>
-              <w:t xml:space="preserve"> not optional.</w:t>
+              <w:t>Rule: No system goes live without InfoSec sign-off. Security SLA breaches are RAID risks. Data privacy obligations are legally binding - not optional.</w:t>
             </w:r>
           </w:p>
         </w:tc>
@@ -35974,12 +34394,6 @@
         <w:gridCol w:w="1265"/>
       </w:tblGrid>
       <w:tr>
-        <w:tblPrEx>
-          <w:tblCellMar>
-            <w:top w:w="0" w:type="dxa"/>
-            <w:bottom w:w="0" w:type="dxa"/>
-          </w:tblCellMar>
-        </w:tblPrEx>
         <w:tc>
           <w:tcPr>
             <w:tcW w:w="14760" w:type="dxa"/>
@@ -36037,12 +34451,6 @@
         </w:tc>
       </w:tr>
       <w:tr>
-        <w:tblPrEx>
-          <w:tblCellMar>
-            <w:top w:w="0" w:type="dxa"/>
-            <w:bottom w:w="0" w:type="dxa"/>
-          </w:tblCellMar>
-        </w:tblPrEx>
         <w:trPr>
           <w:tblHeader/>
         </w:trPr>
@@ -36213,12 +34621,6 @@
         </w:tc>
       </w:tr>
       <w:tr>
-        <w:tblPrEx>
-          <w:tblCellMar>
-            <w:top w:w="0" w:type="dxa"/>
-            <w:bottom w:w="0" w:type="dxa"/>
-          </w:tblCellMar>
-        </w:tblPrEx>
         <w:tc>
           <w:tcPr>
             <w:tcW w:w="1975" w:type="dxa"/>
@@ -36373,12 +34775,6 @@
         </w:tc>
       </w:tr>
       <w:tr>
-        <w:tblPrEx>
-          <w:tblCellMar>
-            <w:top w:w="0" w:type="dxa"/>
-            <w:bottom w:w="0" w:type="dxa"/>
-          </w:tblCellMar>
-        </w:tblPrEx>
         <w:tc>
           <w:tcPr>
             <w:tcW w:w="1975" w:type="dxa"/>
@@ -36513,12 +34909,6 @@
         </w:tc>
       </w:tr>
       <w:tr>
-        <w:tblPrEx>
-          <w:tblCellMar>
-            <w:top w:w="0" w:type="dxa"/>
-            <w:bottom w:w="0" w:type="dxa"/>
-          </w:tblCellMar>
-        </w:tblPrEx>
         <w:tc>
           <w:tcPr>
             <w:tcW w:w="1975" w:type="dxa"/>
@@ -36653,12 +35043,6 @@
         </w:tc>
       </w:tr>
       <w:tr>
-        <w:tblPrEx>
-          <w:tblCellMar>
-            <w:top w:w="0" w:type="dxa"/>
-            <w:bottom w:w="0" w:type="dxa"/>
-          </w:tblCellMar>
-        </w:tblPrEx>
         <w:tc>
           <w:tcPr>
             <w:tcW w:w="1975" w:type="dxa"/>
@@ -36814,12 +35198,6 @@
         </w:tc>
       </w:tr>
       <w:tr>
-        <w:tblPrEx>
-          <w:tblCellMar>
-            <w:top w:w="0" w:type="dxa"/>
-            <w:bottom w:w="0" w:type="dxa"/>
-          </w:tblCellMar>
-        </w:tblPrEx>
         <w:tc>
           <w:tcPr>
             <w:tcW w:w="14760" w:type="dxa"/>
@@ -37739,6 +36117,19 @@
     <w:uiPriority w:val="99"/>
     <w:rsid w:val="00E55885"/>
   </w:style>
+  <w:style w:type="paragraph" w:styleId="NormalWeb">
+    <w:name w:val="Normal (Web)"/>
+    <w:basedOn w:val="Normal"/>
+    <w:uiPriority w:val="99"/>
+    <w:semiHidden/>
+    <w:unhideWhenUsed/>
+    <w:rsid w:val="00434B97"/>
+    <w:rPr>
+      <w:rFonts w:ascii="Times New Roman" w:hAnsi="Times New Roman" w:cs="Times New Roman"/>
+      <w:sz w:val="24"/>
+      <w:szCs w:val="24"/>
+    </w:rPr>
+  </w:style>
 </w:styles>
 </file>
 
